--- a/Курсачамба.docx
+++ b/Курсачамба.docx
@@ -2,19 +2,3100 @@
 <file path=word/document.xml><?xml version="1.0" encoding="utf-8"?>
 <w:document xmlns:wpc="http://schemas.microsoft.com/office/word/2010/wordprocessingCanvas" xmlns:cx="http://schemas.microsoft.com/office/drawing/2014/chartex" xmlns:cx1="http://schemas.microsoft.com/office/drawing/2015/9/8/chartex" xmlns:cx2="http://schemas.microsoft.com/office/drawing/2015/10/21/chartex" xmlns:cx3="http://schemas.microsoft.com/office/drawing/2016/5/9/chartex" xmlns:cx4="http://schemas.microsoft.com/office/drawing/2016/5/10/chartex" xmlns:cx5="http://schemas.microsoft.com/office/drawing/2016/5/11/chartex" xmlns:cx6="http://schemas.microsoft.com/office/drawing/2016/5/12/chartex" xmlns:cx7="http://schemas.microsoft.com/office/drawing/2016/5/13/chartex" xmlns:cx8="http://schemas.microsoft.com/office/drawing/2016/5/14/chartex" xmlns:mc="http://schemas.openxmlformats.org/markup-compatibility/2006" xmlns:aink="http://schemas.microsoft.com/office/drawing/2016/ink" xmlns:am3d="http://schemas.microsoft.com/office/drawing/2017/model3d" xmlns:o="urn:schemas-microsoft-com:office:office" xmlns:r="http://schemas.openxmlformats.org/officeDocument/2006/relationships" xmlns:m="http://schemas.openxmlformats.org/officeDocument/2006/math" xmlns:v="urn:schemas-microsoft-com:vml" xmlns:wp14="http://schemas.microsoft.com/office/word/2010/wordprocessingDrawing" xmlns:wp="http://schemas.openxmlformats.org/drawingml/2006/wordprocessingDrawing" xmlns:w10="urn:schemas-microsoft-com:office:word" xmlns:w="http://schemas.openxmlformats.org/wordprocessingml/2006/main" xmlns:w14="http://schemas.microsoft.com/office/word/2010/wordml" xmlns:w15="http://schemas.microsoft.com/office/word/2012/wordml" xmlns:w16cex="http://schemas.microsoft.com/office/word/2018/wordml/cex" xmlns:w16cid="http://schemas.microsoft.com/office/word/2016/wordml/cid" xmlns:w16="http://schemas.microsoft.com/office/word/2018/wordml" xmlns:w16sdtdh="http://schemas.microsoft.com/office/word/2020/wordml/sdtdatahash" xmlns:w16se="http://schemas.microsoft.com/office/word/2015/wordml/symex" xmlns:wpg="http://schemas.microsoft.com/office/word/2010/wordprocessingGroup" xmlns:wpi="http://schemas.microsoft.com/office/word/2010/wordprocessingInk" xmlns:wne="http://schemas.microsoft.com/office/word/2006/wordml" xmlns:wps="http://schemas.microsoft.com/office/word/2010/wordprocessingShape" mc:Ignorable="w14 w15 w16se w16cid w16 w16cex w16sdtdh wp14">
   <w:body>
-    <w:p>
-      <w:pPr>
-        <w:jc w:val="center"/>
-      </w:pPr>
-      <w:r>
-        <w:t>СОДЕРЖАНИЕ</w:t>
-      </w:r>
-    </w:p>
-    <w:p>
-      <w:pPr>
-        <w:jc w:val="center"/>
-      </w:pPr>
-    </w:p>
+    <w:sdt>
+      <w:sdtPr>
+        <w:id w:val="1996910603"/>
+        <w:docPartObj>
+          <w:docPartGallery w:val="Table of Contents"/>
+          <w:docPartUnique/>
+        </w:docPartObj>
+      </w:sdtPr>
+      <w:sdtEndPr>
+        <w:rPr>
+          <w:rFonts w:asciiTheme="minorHAnsi" w:eastAsiaTheme="minorHAnsi" w:hAnsiTheme="minorHAnsi" w:cstheme="minorBidi"/>
+          <w:b/>
+          <w:bCs/>
+          <w:color w:val="auto"/>
+          <w:sz w:val="24"/>
+          <w:szCs w:val="24"/>
+          <w:lang w:eastAsia="en-US"/>
+        </w:rPr>
+      </w:sdtEndPr>
+      <w:sdtContent>
+        <w:p>
+          <w:pPr>
+            <w:pStyle w:val="a7"/>
+            <w:spacing w:line="360" w:lineRule="auto"/>
+            <w:jc w:val="both"/>
+            <w:rPr>
+              <w:rFonts w:ascii="Times New Roman" w:hAnsi="Times New Roman" w:cs="Times New Roman"/>
+              <w:b/>
+              <w:bCs/>
+              <w:sz w:val="28"/>
+              <w:szCs w:val="28"/>
+            </w:rPr>
+          </w:pPr>
+          <w:r>
+            <w:rPr>
+              <w:rFonts w:ascii="Times New Roman" w:hAnsi="Times New Roman" w:cs="Times New Roman"/>
+              <w:b/>
+              <w:bCs/>
+              <w:sz w:val="28"/>
+              <w:szCs w:val="28"/>
+            </w:rPr>
+            <w:t>Оглавление</w:t>
+          </w:r>
+        </w:p>
+        <w:p>
+          <w:pPr>
+            <w:pStyle w:val="21"/>
+            <w:tabs>
+              <w:tab w:val="right" w:leader="dot" w:pos="9016"/>
+            </w:tabs>
+            <w:spacing w:line="360" w:lineRule="auto"/>
+            <w:jc w:val="both"/>
+            <w:rPr>
+              <w:rFonts w:ascii="Times New Roman" w:eastAsiaTheme="minorEastAsia" w:hAnsi="Times New Roman" w:cs="Times New Roman"/>
+              <w:noProof/>
+              <w:sz w:val="28"/>
+              <w:szCs w:val="28"/>
+              <w:lang w:eastAsia="ru-RU"/>
+            </w:rPr>
+          </w:pPr>
+          <w:r>
+            <w:rPr>
+              <w:rFonts w:ascii="Times New Roman" w:hAnsi="Times New Roman" w:cs="Times New Roman"/>
+              <w:b/>
+              <w:bCs/>
+              <w:sz w:val="28"/>
+              <w:szCs w:val="28"/>
+            </w:rPr>
+            <w:fldChar w:fldCharType="begin"/>
+          </w:r>
+          <w:r>
+            <w:rPr>
+              <w:rFonts w:ascii="Times New Roman" w:hAnsi="Times New Roman" w:cs="Times New Roman"/>
+              <w:b/>
+              <w:bCs/>
+              <w:sz w:val="28"/>
+              <w:szCs w:val="28"/>
+            </w:rPr>
+            <w:instrText xml:space="preserve"> TOC \o "1-3" \h \z \u </w:instrText>
+          </w:r>
+          <w:r>
+            <w:rPr>
+              <w:rFonts w:ascii="Times New Roman" w:hAnsi="Times New Roman" w:cs="Times New Roman"/>
+              <w:b/>
+              <w:bCs/>
+              <w:sz w:val="28"/>
+              <w:szCs w:val="28"/>
+            </w:rPr>
+            <w:fldChar w:fldCharType="separate"/>
+          </w:r>
+          <w:hyperlink w:anchor="_Toc229737394" w:history="1">
+            <w:r>
+              <w:rPr>
+                <w:rStyle w:val="a3"/>
+                <w:rFonts w:ascii="Times New Roman" w:hAnsi="Times New Roman" w:cs="Times New Roman"/>
+                <w:noProof/>
+                <w:sz w:val="28"/>
+                <w:szCs w:val="28"/>
+              </w:rPr>
+              <w:t>ВВЕДЕНИЕ</w:t>
+            </w:r>
+            <w:r>
+              <w:rPr>
+                <w:rFonts w:ascii="Times New Roman" w:hAnsi="Times New Roman" w:cs="Times New Roman"/>
+                <w:noProof/>
+                <w:webHidden/>
+                <w:sz w:val="28"/>
+                <w:szCs w:val="28"/>
+              </w:rPr>
+              <w:tab/>
+            </w:r>
+            <w:r>
+              <w:rPr>
+                <w:rFonts w:ascii="Times New Roman" w:hAnsi="Times New Roman" w:cs="Times New Roman"/>
+                <w:noProof/>
+                <w:webHidden/>
+                <w:sz w:val="28"/>
+                <w:szCs w:val="28"/>
+              </w:rPr>
+              <w:fldChar w:fldCharType="begin"/>
+            </w:r>
+            <w:r>
+              <w:rPr>
+                <w:rFonts w:ascii="Times New Roman" w:hAnsi="Times New Roman" w:cs="Times New Roman"/>
+                <w:noProof/>
+                <w:webHidden/>
+                <w:sz w:val="28"/>
+                <w:szCs w:val="28"/>
+              </w:rPr>
+              <w:instrText xml:space="preserve"> PAGEREF _Toc229737394 \h </w:instrText>
+            </w:r>
+            <w:r>
+              <w:rPr>
+                <w:rFonts w:ascii="Times New Roman" w:hAnsi="Times New Roman" w:cs="Times New Roman"/>
+                <w:noProof/>
+                <w:webHidden/>
+                <w:sz w:val="28"/>
+                <w:szCs w:val="28"/>
+              </w:rPr>
+            </w:r>
+            <w:r>
+              <w:rPr>
+                <w:rFonts w:ascii="Times New Roman" w:hAnsi="Times New Roman" w:cs="Times New Roman"/>
+                <w:noProof/>
+                <w:webHidden/>
+                <w:sz w:val="28"/>
+                <w:szCs w:val="28"/>
+              </w:rPr>
+              <w:fldChar w:fldCharType="separate"/>
+            </w:r>
+            <w:r>
+              <w:rPr>
+                <w:rFonts w:ascii="Times New Roman" w:hAnsi="Times New Roman" w:cs="Times New Roman"/>
+                <w:noProof/>
+                <w:webHidden/>
+                <w:sz w:val="28"/>
+                <w:szCs w:val="28"/>
+              </w:rPr>
+              <w:t>3</w:t>
+            </w:r>
+            <w:r>
+              <w:rPr>
+                <w:rFonts w:ascii="Times New Roman" w:hAnsi="Times New Roman" w:cs="Times New Roman"/>
+                <w:noProof/>
+                <w:webHidden/>
+                <w:sz w:val="28"/>
+                <w:szCs w:val="28"/>
+              </w:rPr>
+              <w:fldChar w:fldCharType="end"/>
+            </w:r>
+          </w:hyperlink>
+        </w:p>
+        <w:p>
+          <w:pPr>
+            <w:pStyle w:val="10"/>
+            <w:tabs>
+              <w:tab w:val="right" w:leader="dot" w:pos="9016"/>
+            </w:tabs>
+            <w:spacing w:line="360" w:lineRule="auto"/>
+            <w:jc w:val="both"/>
+            <w:rPr>
+              <w:rFonts w:ascii="Times New Roman" w:eastAsiaTheme="minorEastAsia" w:hAnsi="Times New Roman" w:cs="Times New Roman"/>
+              <w:noProof/>
+              <w:sz w:val="28"/>
+              <w:szCs w:val="28"/>
+              <w:lang w:eastAsia="ru-RU"/>
+            </w:rPr>
+          </w:pPr>
+          <w:hyperlink w:anchor="_Toc229737395" w:history="1">
+            <w:r>
+              <w:rPr>
+                <w:rStyle w:val="a3"/>
+                <w:rFonts w:ascii="Times New Roman" w:hAnsi="Times New Roman" w:cs="Times New Roman"/>
+                <w:noProof/>
+                <w:sz w:val="28"/>
+                <w:szCs w:val="28"/>
+              </w:rPr>
+              <w:t>1. АНАЛИЗ ПРЕДМЕТНОЙ ОБЛАСТИ</w:t>
+            </w:r>
+            <w:r>
+              <w:rPr>
+                <w:rFonts w:ascii="Times New Roman" w:hAnsi="Times New Roman" w:cs="Times New Roman"/>
+                <w:noProof/>
+                <w:webHidden/>
+                <w:sz w:val="28"/>
+                <w:szCs w:val="28"/>
+              </w:rPr>
+              <w:tab/>
+            </w:r>
+            <w:r>
+              <w:rPr>
+                <w:rFonts w:ascii="Times New Roman" w:hAnsi="Times New Roman" w:cs="Times New Roman"/>
+                <w:noProof/>
+                <w:webHidden/>
+                <w:sz w:val="28"/>
+                <w:szCs w:val="28"/>
+              </w:rPr>
+              <w:fldChar w:fldCharType="begin"/>
+            </w:r>
+            <w:r>
+              <w:rPr>
+                <w:rFonts w:ascii="Times New Roman" w:hAnsi="Times New Roman" w:cs="Times New Roman"/>
+                <w:noProof/>
+                <w:webHidden/>
+                <w:sz w:val="28"/>
+                <w:szCs w:val="28"/>
+              </w:rPr>
+              <w:instrText xml:space="preserve"> PAGEREF _Toc229737395 \h </w:instrText>
+            </w:r>
+            <w:r>
+              <w:rPr>
+                <w:rFonts w:ascii="Times New Roman" w:hAnsi="Times New Roman" w:cs="Times New Roman"/>
+                <w:noProof/>
+                <w:webHidden/>
+                <w:sz w:val="28"/>
+                <w:szCs w:val="28"/>
+              </w:rPr>
+            </w:r>
+            <w:r>
+              <w:rPr>
+                <w:rFonts w:ascii="Times New Roman" w:hAnsi="Times New Roman" w:cs="Times New Roman"/>
+                <w:noProof/>
+                <w:webHidden/>
+                <w:sz w:val="28"/>
+                <w:szCs w:val="28"/>
+              </w:rPr>
+              <w:fldChar w:fldCharType="separate"/>
+            </w:r>
+            <w:r>
+              <w:rPr>
+                <w:rFonts w:ascii="Times New Roman" w:hAnsi="Times New Roman" w:cs="Times New Roman"/>
+                <w:noProof/>
+                <w:webHidden/>
+                <w:sz w:val="28"/>
+                <w:szCs w:val="28"/>
+              </w:rPr>
+              <w:t>4</w:t>
+            </w:r>
+            <w:r>
+              <w:rPr>
+                <w:rFonts w:ascii="Times New Roman" w:hAnsi="Times New Roman" w:cs="Times New Roman"/>
+                <w:noProof/>
+                <w:webHidden/>
+                <w:sz w:val="28"/>
+                <w:szCs w:val="28"/>
+              </w:rPr>
+              <w:fldChar w:fldCharType="end"/>
+            </w:r>
+          </w:hyperlink>
+        </w:p>
+        <w:p>
+          <w:pPr>
+            <w:pStyle w:val="21"/>
+            <w:tabs>
+              <w:tab w:val="right" w:leader="dot" w:pos="9016"/>
+            </w:tabs>
+            <w:spacing w:line="360" w:lineRule="auto"/>
+            <w:jc w:val="both"/>
+            <w:rPr>
+              <w:rFonts w:ascii="Times New Roman" w:eastAsiaTheme="minorEastAsia" w:hAnsi="Times New Roman" w:cs="Times New Roman"/>
+              <w:noProof/>
+              <w:sz w:val="28"/>
+              <w:szCs w:val="28"/>
+              <w:lang w:eastAsia="ru-RU"/>
+            </w:rPr>
+          </w:pPr>
+          <w:hyperlink w:anchor="_Toc229737396" w:history="1">
+            <w:r>
+              <w:rPr>
+                <w:rStyle w:val="a3"/>
+                <w:rFonts w:ascii="Times New Roman" w:hAnsi="Times New Roman" w:cs="Times New Roman"/>
+                <w:noProof/>
+                <w:sz w:val="28"/>
+                <w:szCs w:val="28"/>
+              </w:rPr>
+              <w:t>1.1 Состояние вопроса</w:t>
+            </w:r>
+            <w:r>
+              <w:rPr>
+                <w:rFonts w:ascii="Times New Roman" w:hAnsi="Times New Roman" w:cs="Times New Roman"/>
+                <w:noProof/>
+                <w:webHidden/>
+                <w:sz w:val="28"/>
+                <w:szCs w:val="28"/>
+              </w:rPr>
+              <w:tab/>
+            </w:r>
+            <w:r>
+              <w:rPr>
+                <w:rFonts w:ascii="Times New Roman" w:hAnsi="Times New Roman" w:cs="Times New Roman"/>
+                <w:noProof/>
+                <w:webHidden/>
+                <w:sz w:val="28"/>
+                <w:szCs w:val="28"/>
+              </w:rPr>
+              <w:fldChar w:fldCharType="begin"/>
+            </w:r>
+            <w:r>
+              <w:rPr>
+                <w:rFonts w:ascii="Times New Roman" w:hAnsi="Times New Roman" w:cs="Times New Roman"/>
+                <w:noProof/>
+                <w:webHidden/>
+                <w:sz w:val="28"/>
+                <w:szCs w:val="28"/>
+              </w:rPr>
+              <w:instrText xml:space="preserve"> PAGEREF _Toc229737396 \h </w:instrText>
+            </w:r>
+            <w:r>
+              <w:rPr>
+                <w:rFonts w:ascii="Times New Roman" w:hAnsi="Times New Roman" w:cs="Times New Roman"/>
+                <w:noProof/>
+                <w:webHidden/>
+                <w:sz w:val="28"/>
+                <w:szCs w:val="28"/>
+              </w:rPr>
+            </w:r>
+            <w:r>
+              <w:rPr>
+                <w:rFonts w:ascii="Times New Roman" w:hAnsi="Times New Roman" w:cs="Times New Roman"/>
+                <w:noProof/>
+                <w:webHidden/>
+                <w:sz w:val="28"/>
+                <w:szCs w:val="28"/>
+              </w:rPr>
+              <w:fldChar w:fldCharType="separate"/>
+            </w:r>
+            <w:r>
+              <w:rPr>
+                <w:rFonts w:ascii="Times New Roman" w:hAnsi="Times New Roman" w:cs="Times New Roman"/>
+                <w:noProof/>
+                <w:webHidden/>
+                <w:sz w:val="28"/>
+                <w:szCs w:val="28"/>
+              </w:rPr>
+              <w:t>4</w:t>
+            </w:r>
+            <w:r>
+              <w:rPr>
+                <w:rFonts w:ascii="Times New Roman" w:hAnsi="Times New Roman" w:cs="Times New Roman"/>
+                <w:noProof/>
+                <w:webHidden/>
+                <w:sz w:val="28"/>
+                <w:szCs w:val="28"/>
+              </w:rPr>
+              <w:fldChar w:fldCharType="end"/>
+            </w:r>
+          </w:hyperlink>
+        </w:p>
+        <w:p>
+          <w:pPr>
+            <w:pStyle w:val="21"/>
+            <w:tabs>
+              <w:tab w:val="right" w:leader="dot" w:pos="9016"/>
+            </w:tabs>
+            <w:spacing w:line="360" w:lineRule="auto"/>
+            <w:jc w:val="both"/>
+            <w:rPr>
+              <w:rFonts w:ascii="Times New Roman" w:eastAsiaTheme="minorEastAsia" w:hAnsi="Times New Roman" w:cs="Times New Roman"/>
+              <w:noProof/>
+              <w:sz w:val="28"/>
+              <w:szCs w:val="28"/>
+              <w:lang w:eastAsia="ru-RU"/>
+            </w:rPr>
+          </w:pPr>
+          <w:hyperlink w:anchor="_Toc229737397" w:history="1">
+            <w:r>
+              <w:rPr>
+                <w:rStyle w:val="a3"/>
+                <w:rFonts w:ascii="Times New Roman" w:hAnsi="Times New Roman" w:cs="Times New Roman"/>
+                <w:noProof/>
+                <w:sz w:val="28"/>
+                <w:szCs w:val="28"/>
+              </w:rPr>
+              <w:t>1.2 Моделирование существующих бизнес-процессов</w:t>
+            </w:r>
+            <w:r>
+              <w:rPr>
+                <w:rFonts w:ascii="Times New Roman" w:hAnsi="Times New Roman" w:cs="Times New Roman"/>
+                <w:noProof/>
+                <w:webHidden/>
+                <w:sz w:val="28"/>
+                <w:szCs w:val="28"/>
+              </w:rPr>
+              <w:tab/>
+            </w:r>
+            <w:r>
+              <w:rPr>
+                <w:rFonts w:ascii="Times New Roman" w:hAnsi="Times New Roman" w:cs="Times New Roman"/>
+                <w:noProof/>
+                <w:webHidden/>
+                <w:sz w:val="28"/>
+                <w:szCs w:val="28"/>
+              </w:rPr>
+              <w:fldChar w:fldCharType="begin"/>
+            </w:r>
+            <w:r>
+              <w:rPr>
+                <w:rFonts w:ascii="Times New Roman" w:hAnsi="Times New Roman" w:cs="Times New Roman"/>
+                <w:noProof/>
+                <w:webHidden/>
+                <w:sz w:val="28"/>
+                <w:szCs w:val="28"/>
+              </w:rPr>
+              <w:instrText xml:space="preserve"> PAGEREF _Toc229737397 \h </w:instrText>
+            </w:r>
+            <w:r>
+              <w:rPr>
+                <w:rFonts w:ascii="Times New Roman" w:hAnsi="Times New Roman" w:cs="Times New Roman"/>
+                <w:noProof/>
+                <w:webHidden/>
+                <w:sz w:val="28"/>
+                <w:szCs w:val="28"/>
+              </w:rPr>
+            </w:r>
+            <w:r>
+              <w:rPr>
+                <w:rFonts w:ascii="Times New Roman" w:hAnsi="Times New Roman" w:cs="Times New Roman"/>
+                <w:noProof/>
+                <w:webHidden/>
+                <w:sz w:val="28"/>
+                <w:szCs w:val="28"/>
+              </w:rPr>
+              <w:fldChar w:fldCharType="separate"/>
+            </w:r>
+            <w:r>
+              <w:rPr>
+                <w:rFonts w:ascii="Times New Roman" w:hAnsi="Times New Roman" w:cs="Times New Roman"/>
+                <w:noProof/>
+                <w:webHidden/>
+                <w:sz w:val="28"/>
+                <w:szCs w:val="28"/>
+              </w:rPr>
+              <w:t>5</w:t>
+            </w:r>
+            <w:r>
+              <w:rPr>
+                <w:rFonts w:ascii="Times New Roman" w:hAnsi="Times New Roman" w:cs="Times New Roman"/>
+                <w:noProof/>
+                <w:webHidden/>
+                <w:sz w:val="28"/>
+                <w:szCs w:val="28"/>
+              </w:rPr>
+              <w:fldChar w:fldCharType="end"/>
+            </w:r>
+          </w:hyperlink>
+        </w:p>
+        <w:p>
+          <w:pPr>
+            <w:pStyle w:val="21"/>
+            <w:tabs>
+              <w:tab w:val="right" w:leader="dot" w:pos="9016"/>
+            </w:tabs>
+            <w:spacing w:line="360" w:lineRule="auto"/>
+            <w:jc w:val="both"/>
+            <w:rPr>
+              <w:rFonts w:ascii="Times New Roman" w:eastAsiaTheme="minorEastAsia" w:hAnsi="Times New Roman" w:cs="Times New Roman"/>
+              <w:noProof/>
+              <w:sz w:val="28"/>
+              <w:szCs w:val="28"/>
+              <w:lang w:eastAsia="ru-RU"/>
+            </w:rPr>
+          </w:pPr>
+          <w:hyperlink w:anchor="_Toc229737398" w:history="1">
+            <w:r>
+              <w:rPr>
+                <w:rStyle w:val="a3"/>
+                <w:rFonts w:ascii="Times New Roman" w:hAnsi="Times New Roman" w:cs="Times New Roman"/>
+                <w:noProof/>
+                <w:sz w:val="28"/>
+                <w:szCs w:val="28"/>
+              </w:rPr>
+              <w:t>1.3 Актуальность и цель работы</w:t>
+            </w:r>
+            <w:r>
+              <w:rPr>
+                <w:rFonts w:ascii="Times New Roman" w:hAnsi="Times New Roman" w:cs="Times New Roman"/>
+                <w:noProof/>
+                <w:webHidden/>
+                <w:sz w:val="28"/>
+                <w:szCs w:val="28"/>
+              </w:rPr>
+              <w:tab/>
+            </w:r>
+            <w:r>
+              <w:rPr>
+                <w:rFonts w:ascii="Times New Roman" w:hAnsi="Times New Roman" w:cs="Times New Roman"/>
+                <w:noProof/>
+                <w:webHidden/>
+                <w:sz w:val="28"/>
+                <w:szCs w:val="28"/>
+              </w:rPr>
+              <w:fldChar w:fldCharType="begin"/>
+            </w:r>
+            <w:r>
+              <w:rPr>
+                <w:rFonts w:ascii="Times New Roman" w:hAnsi="Times New Roman" w:cs="Times New Roman"/>
+                <w:noProof/>
+                <w:webHidden/>
+                <w:sz w:val="28"/>
+                <w:szCs w:val="28"/>
+              </w:rPr>
+              <w:instrText xml:space="preserve"> PAGEREF _Toc229737398 \h </w:instrText>
+            </w:r>
+            <w:r>
+              <w:rPr>
+                <w:rFonts w:ascii="Times New Roman" w:hAnsi="Times New Roman" w:cs="Times New Roman"/>
+                <w:noProof/>
+                <w:webHidden/>
+                <w:sz w:val="28"/>
+                <w:szCs w:val="28"/>
+              </w:rPr>
+            </w:r>
+            <w:r>
+              <w:rPr>
+                <w:rFonts w:ascii="Times New Roman" w:hAnsi="Times New Roman" w:cs="Times New Roman"/>
+                <w:noProof/>
+                <w:webHidden/>
+                <w:sz w:val="28"/>
+                <w:szCs w:val="28"/>
+              </w:rPr>
+              <w:fldChar w:fldCharType="separate"/>
+            </w:r>
+            <w:r>
+              <w:rPr>
+                <w:rFonts w:ascii="Times New Roman" w:hAnsi="Times New Roman" w:cs="Times New Roman"/>
+                <w:noProof/>
+                <w:webHidden/>
+                <w:sz w:val="28"/>
+                <w:szCs w:val="28"/>
+              </w:rPr>
+              <w:t>7</w:t>
+            </w:r>
+            <w:r>
+              <w:rPr>
+                <w:rFonts w:ascii="Times New Roman" w:hAnsi="Times New Roman" w:cs="Times New Roman"/>
+                <w:noProof/>
+                <w:webHidden/>
+                <w:sz w:val="28"/>
+                <w:szCs w:val="28"/>
+              </w:rPr>
+              <w:fldChar w:fldCharType="end"/>
+            </w:r>
+          </w:hyperlink>
+        </w:p>
+        <w:p>
+          <w:pPr>
+            <w:pStyle w:val="10"/>
+            <w:tabs>
+              <w:tab w:val="right" w:leader="dot" w:pos="9016"/>
+            </w:tabs>
+            <w:spacing w:line="360" w:lineRule="auto"/>
+            <w:jc w:val="both"/>
+            <w:rPr>
+              <w:rFonts w:ascii="Times New Roman" w:eastAsiaTheme="minorEastAsia" w:hAnsi="Times New Roman" w:cs="Times New Roman"/>
+              <w:noProof/>
+              <w:sz w:val="28"/>
+              <w:szCs w:val="28"/>
+              <w:lang w:eastAsia="ru-RU"/>
+            </w:rPr>
+          </w:pPr>
+          <w:hyperlink w:anchor="_Toc229737399" w:history="1">
+            <w:r>
+              <w:rPr>
+                <w:rStyle w:val="a3"/>
+                <w:rFonts w:ascii="Times New Roman" w:hAnsi="Times New Roman" w:cs="Times New Roman"/>
+                <w:noProof/>
+                <w:sz w:val="28"/>
+                <w:szCs w:val="28"/>
+              </w:rPr>
+              <w:t>2. ТЕХНИЧЕСКОЕ ЗАДАНИЕ</w:t>
+            </w:r>
+            <w:r>
+              <w:rPr>
+                <w:rFonts w:ascii="Times New Roman" w:hAnsi="Times New Roman" w:cs="Times New Roman"/>
+                <w:noProof/>
+                <w:webHidden/>
+                <w:sz w:val="28"/>
+                <w:szCs w:val="28"/>
+              </w:rPr>
+              <w:tab/>
+            </w:r>
+            <w:r>
+              <w:rPr>
+                <w:rFonts w:ascii="Times New Roman" w:hAnsi="Times New Roman" w:cs="Times New Roman"/>
+                <w:noProof/>
+                <w:webHidden/>
+                <w:sz w:val="28"/>
+                <w:szCs w:val="28"/>
+              </w:rPr>
+              <w:fldChar w:fldCharType="begin"/>
+            </w:r>
+            <w:r>
+              <w:rPr>
+                <w:rFonts w:ascii="Times New Roman" w:hAnsi="Times New Roman" w:cs="Times New Roman"/>
+                <w:noProof/>
+                <w:webHidden/>
+                <w:sz w:val="28"/>
+                <w:szCs w:val="28"/>
+              </w:rPr>
+              <w:instrText xml:space="preserve"> PAGEREF _Toc229737399 \h </w:instrText>
+            </w:r>
+            <w:r>
+              <w:rPr>
+                <w:rFonts w:ascii="Times New Roman" w:hAnsi="Times New Roman" w:cs="Times New Roman"/>
+                <w:noProof/>
+                <w:webHidden/>
+                <w:sz w:val="28"/>
+                <w:szCs w:val="28"/>
+              </w:rPr>
+            </w:r>
+            <w:r>
+              <w:rPr>
+                <w:rFonts w:ascii="Times New Roman" w:hAnsi="Times New Roman" w:cs="Times New Roman"/>
+                <w:noProof/>
+                <w:webHidden/>
+                <w:sz w:val="28"/>
+                <w:szCs w:val="28"/>
+              </w:rPr>
+              <w:fldChar w:fldCharType="separate"/>
+            </w:r>
+            <w:r>
+              <w:rPr>
+                <w:rFonts w:ascii="Times New Roman" w:hAnsi="Times New Roman" w:cs="Times New Roman"/>
+                <w:noProof/>
+                <w:webHidden/>
+                <w:sz w:val="28"/>
+                <w:szCs w:val="28"/>
+              </w:rPr>
+              <w:t>9</w:t>
+            </w:r>
+            <w:r>
+              <w:rPr>
+                <w:rFonts w:ascii="Times New Roman" w:hAnsi="Times New Roman" w:cs="Times New Roman"/>
+                <w:noProof/>
+                <w:webHidden/>
+                <w:sz w:val="28"/>
+                <w:szCs w:val="28"/>
+              </w:rPr>
+              <w:fldChar w:fldCharType="end"/>
+            </w:r>
+          </w:hyperlink>
+        </w:p>
+        <w:p>
+          <w:pPr>
+            <w:pStyle w:val="21"/>
+            <w:tabs>
+              <w:tab w:val="right" w:leader="dot" w:pos="9016"/>
+            </w:tabs>
+            <w:spacing w:line="360" w:lineRule="auto"/>
+            <w:jc w:val="both"/>
+            <w:rPr>
+              <w:rFonts w:ascii="Times New Roman" w:eastAsiaTheme="minorEastAsia" w:hAnsi="Times New Roman" w:cs="Times New Roman"/>
+              <w:noProof/>
+              <w:sz w:val="28"/>
+              <w:szCs w:val="28"/>
+              <w:lang w:eastAsia="ru-RU"/>
+            </w:rPr>
+          </w:pPr>
+          <w:hyperlink w:anchor="_Toc229737400" w:history="1">
+            <w:r>
+              <w:rPr>
+                <w:rStyle w:val="a3"/>
+                <w:rFonts w:ascii="Times New Roman" w:hAnsi="Times New Roman" w:cs="Times New Roman"/>
+                <w:noProof/>
+                <w:sz w:val="28"/>
+                <w:szCs w:val="28"/>
+              </w:rPr>
+              <w:t>2.1 Описание области применения и исходных данных приложения</w:t>
+            </w:r>
+            <w:r>
+              <w:rPr>
+                <w:rFonts w:ascii="Times New Roman" w:hAnsi="Times New Roman" w:cs="Times New Roman"/>
+                <w:noProof/>
+                <w:webHidden/>
+                <w:sz w:val="28"/>
+                <w:szCs w:val="28"/>
+              </w:rPr>
+              <w:tab/>
+            </w:r>
+            <w:r>
+              <w:rPr>
+                <w:rFonts w:ascii="Times New Roman" w:hAnsi="Times New Roman" w:cs="Times New Roman"/>
+                <w:noProof/>
+                <w:webHidden/>
+                <w:sz w:val="28"/>
+                <w:szCs w:val="28"/>
+              </w:rPr>
+              <w:fldChar w:fldCharType="begin"/>
+            </w:r>
+            <w:r>
+              <w:rPr>
+                <w:rFonts w:ascii="Times New Roman" w:hAnsi="Times New Roman" w:cs="Times New Roman"/>
+                <w:noProof/>
+                <w:webHidden/>
+                <w:sz w:val="28"/>
+                <w:szCs w:val="28"/>
+              </w:rPr>
+              <w:instrText xml:space="preserve"> PAGEREF _Toc229737400 \h </w:instrText>
+            </w:r>
+            <w:r>
+              <w:rPr>
+                <w:rFonts w:ascii="Times New Roman" w:hAnsi="Times New Roman" w:cs="Times New Roman"/>
+                <w:noProof/>
+                <w:webHidden/>
+                <w:sz w:val="28"/>
+                <w:szCs w:val="28"/>
+              </w:rPr>
+            </w:r>
+            <w:r>
+              <w:rPr>
+                <w:rFonts w:ascii="Times New Roman" w:hAnsi="Times New Roman" w:cs="Times New Roman"/>
+                <w:noProof/>
+                <w:webHidden/>
+                <w:sz w:val="28"/>
+                <w:szCs w:val="28"/>
+              </w:rPr>
+              <w:fldChar w:fldCharType="separate"/>
+            </w:r>
+            <w:r>
+              <w:rPr>
+                <w:rFonts w:ascii="Times New Roman" w:hAnsi="Times New Roman" w:cs="Times New Roman"/>
+                <w:noProof/>
+                <w:webHidden/>
+                <w:sz w:val="28"/>
+                <w:szCs w:val="28"/>
+              </w:rPr>
+              <w:t>9</w:t>
+            </w:r>
+            <w:r>
+              <w:rPr>
+                <w:rFonts w:ascii="Times New Roman" w:hAnsi="Times New Roman" w:cs="Times New Roman"/>
+                <w:noProof/>
+                <w:webHidden/>
+                <w:sz w:val="28"/>
+                <w:szCs w:val="28"/>
+              </w:rPr>
+              <w:fldChar w:fldCharType="end"/>
+            </w:r>
+          </w:hyperlink>
+        </w:p>
+        <w:p>
+          <w:pPr>
+            <w:pStyle w:val="21"/>
+            <w:tabs>
+              <w:tab w:val="right" w:leader="dot" w:pos="9016"/>
+            </w:tabs>
+            <w:spacing w:line="360" w:lineRule="auto"/>
+            <w:jc w:val="both"/>
+            <w:rPr>
+              <w:rFonts w:ascii="Times New Roman" w:eastAsiaTheme="minorEastAsia" w:hAnsi="Times New Roman" w:cs="Times New Roman"/>
+              <w:noProof/>
+              <w:sz w:val="28"/>
+              <w:szCs w:val="28"/>
+              <w:lang w:eastAsia="ru-RU"/>
+            </w:rPr>
+          </w:pPr>
+          <w:hyperlink w:anchor="_Toc229737401" w:history="1">
+            <w:r>
+              <w:rPr>
+                <w:rStyle w:val="a3"/>
+                <w:rFonts w:ascii="Times New Roman" w:eastAsia="Times New Roman" w:hAnsi="Times New Roman" w:cs="Times New Roman"/>
+                <w:noProof/>
+                <w:sz w:val="28"/>
+                <w:szCs w:val="28"/>
+              </w:rPr>
+              <w:t>2.2 Требования к пользовательским интерфейсам</w:t>
+            </w:r>
+            <w:r>
+              <w:rPr>
+                <w:rFonts w:ascii="Times New Roman" w:hAnsi="Times New Roman" w:cs="Times New Roman"/>
+                <w:noProof/>
+                <w:webHidden/>
+                <w:sz w:val="28"/>
+                <w:szCs w:val="28"/>
+              </w:rPr>
+              <w:tab/>
+            </w:r>
+            <w:r>
+              <w:rPr>
+                <w:rFonts w:ascii="Times New Roman" w:hAnsi="Times New Roman" w:cs="Times New Roman"/>
+                <w:noProof/>
+                <w:webHidden/>
+                <w:sz w:val="28"/>
+                <w:szCs w:val="28"/>
+              </w:rPr>
+              <w:fldChar w:fldCharType="begin"/>
+            </w:r>
+            <w:r>
+              <w:rPr>
+                <w:rFonts w:ascii="Times New Roman" w:hAnsi="Times New Roman" w:cs="Times New Roman"/>
+                <w:noProof/>
+                <w:webHidden/>
+                <w:sz w:val="28"/>
+                <w:szCs w:val="28"/>
+              </w:rPr>
+              <w:instrText xml:space="preserve"> PAGEREF _Toc229737401 \h </w:instrText>
+            </w:r>
+            <w:r>
+              <w:rPr>
+                <w:rFonts w:ascii="Times New Roman" w:hAnsi="Times New Roman" w:cs="Times New Roman"/>
+                <w:noProof/>
+                <w:webHidden/>
+                <w:sz w:val="28"/>
+                <w:szCs w:val="28"/>
+              </w:rPr>
+            </w:r>
+            <w:r>
+              <w:rPr>
+                <w:rFonts w:ascii="Times New Roman" w:hAnsi="Times New Roman" w:cs="Times New Roman"/>
+                <w:noProof/>
+                <w:webHidden/>
+                <w:sz w:val="28"/>
+                <w:szCs w:val="28"/>
+              </w:rPr>
+              <w:fldChar w:fldCharType="separate"/>
+            </w:r>
+            <w:r>
+              <w:rPr>
+                <w:rFonts w:ascii="Times New Roman" w:hAnsi="Times New Roman" w:cs="Times New Roman"/>
+                <w:noProof/>
+                <w:webHidden/>
+                <w:sz w:val="28"/>
+                <w:szCs w:val="28"/>
+              </w:rPr>
+              <w:t>9</w:t>
+            </w:r>
+            <w:r>
+              <w:rPr>
+                <w:rFonts w:ascii="Times New Roman" w:hAnsi="Times New Roman" w:cs="Times New Roman"/>
+                <w:noProof/>
+                <w:webHidden/>
+                <w:sz w:val="28"/>
+                <w:szCs w:val="28"/>
+              </w:rPr>
+              <w:fldChar w:fldCharType="end"/>
+            </w:r>
+          </w:hyperlink>
+        </w:p>
+        <w:p>
+          <w:pPr>
+            <w:pStyle w:val="21"/>
+            <w:tabs>
+              <w:tab w:val="right" w:leader="dot" w:pos="9016"/>
+            </w:tabs>
+            <w:spacing w:line="360" w:lineRule="auto"/>
+            <w:jc w:val="both"/>
+            <w:rPr>
+              <w:rFonts w:ascii="Times New Roman" w:eastAsiaTheme="minorEastAsia" w:hAnsi="Times New Roman" w:cs="Times New Roman"/>
+              <w:noProof/>
+              <w:sz w:val="28"/>
+              <w:szCs w:val="28"/>
+              <w:lang w:eastAsia="ru-RU"/>
+            </w:rPr>
+          </w:pPr>
+          <w:hyperlink w:anchor="_Toc229737402" w:history="1">
+            <w:r>
+              <w:rPr>
+                <w:rStyle w:val="a3"/>
+                <w:rFonts w:ascii="Times New Roman" w:hAnsi="Times New Roman" w:cs="Times New Roman"/>
+                <w:noProof/>
+                <w:sz w:val="28"/>
+                <w:szCs w:val="28"/>
+              </w:rPr>
+              <w:t>2.3 Требования к аппаратным программным интерфейсам</w:t>
+            </w:r>
+            <w:r>
+              <w:rPr>
+                <w:rFonts w:ascii="Times New Roman" w:hAnsi="Times New Roman" w:cs="Times New Roman"/>
+                <w:noProof/>
+                <w:webHidden/>
+                <w:sz w:val="28"/>
+                <w:szCs w:val="28"/>
+              </w:rPr>
+              <w:tab/>
+            </w:r>
+            <w:r>
+              <w:rPr>
+                <w:rFonts w:ascii="Times New Roman" w:hAnsi="Times New Roman" w:cs="Times New Roman"/>
+                <w:noProof/>
+                <w:webHidden/>
+                <w:sz w:val="28"/>
+                <w:szCs w:val="28"/>
+              </w:rPr>
+              <w:fldChar w:fldCharType="begin"/>
+            </w:r>
+            <w:r>
+              <w:rPr>
+                <w:rFonts w:ascii="Times New Roman" w:hAnsi="Times New Roman" w:cs="Times New Roman"/>
+                <w:noProof/>
+                <w:webHidden/>
+                <w:sz w:val="28"/>
+                <w:szCs w:val="28"/>
+              </w:rPr>
+              <w:instrText xml:space="preserve"> PAGEREF _Toc229737402 \h </w:instrText>
+            </w:r>
+            <w:r>
+              <w:rPr>
+                <w:rFonts w:ascii="Times New Roman" w:hAnsi="Times New Roman" w:cs="Times New Roman"/>
+                <w:noProof/>
+                <w:webHidden/>
+                <w:sz w:val="28"/>
+                <w:szCs w:val="28"/>
+              </w:rPr>
+            </w:r>
+            <w:r>
+              <w:rPr>
+                <w:rFonts w:ascii="Times New Roman" w:hAnsi="Times New Roman" w:cs="Times New Roman"/>
+                <w:noProof/>
+                <w:webHidden/>
+                <w:sz w:val="28"/>
+                <w:szCs w:val="28"/>
+              </w:rPr>
+              <w:fldChar w:fldCharType="separate"/>
+            </w:r>
+            <w:r>
+              <w:rPr>
+                <w:rFonts w:ascii="Times New Roman" w:hAnsi="Times New Roman" w:cs="Times New Roman"/>
+                <w:noProof/>
+                <w:webHidden/>
+                <w:sz w:val="28"/>
+                <w:szCs w:val="28"/>
+              </w:rPr>
+              <w:t>10</w:t>
+            </w:r>
+            <w:r>
+              <w:rPr>
+                <w:rFonts w:ascii="Times New Roman" w:hAnsi="Times New Roman" w:cs="Times New Roman"/>
+                <w:noProof/>
+                <w:webHidden/>
+                <w:sz w:val="28"/>
+                <w:szCs w:val="28"/>
+              </w:rPr>
+              <w:fldChar w:fldCharType="end"/>
+            </w:r>
+          </w:hyperlink>
+        </w:p>
+        <w:p>
+          <w:pPr>
+            <w:pStyle w:val="21"/>
+            <w:tabs>
+              <w:tab w:val="right" w:leader="dot" w:pos="9016"/>
+            </w:tabs>
+            <w:spacing w:line="360" w:lineRule="auto"/>
+            <w:jc w:val="both"/>
+            <w:rPr>
+              <w:rFonts w:ascii="Times New Roman" w:eastAsiaTheme="minorEastAsia" w:hAnsi="Times New Roman" w:cs="Times New Roman"/>
+              <w:noProof/>
+              <w:sz w:val="28"/>
+              <w:szCs w:val="28"/>
+              <w:lang w:eastAsia="ru-RU"/>
+            </w:rPr>
+          </w:pPr>
+          <w:hyperlink w:anchor="_Toc229737403" w:history="1">
+            <w:r>
+              <w:rPr>
+                <w:rStyle w:val="a3"/>
+                <w:rFonts w:ascii="Times New Roman" w:hAnsi="Times New Roman" w:cs="Times New Roman"/>
+                <w:noProof/>
+                <w:sz w:val="28"/>
+                <w:szCs w:val="28"/>
+              </w:rPr>
+              <w:t>2.4 Требования к пользователям продукта</w:t>
+            </w:r>
+            <w:r>
+              <w:rPr>
+                <w:rFonts w:ascii="Times New Roman" w:hAnsi="Times New Roman" w:cs="Times New Roman"/>
+                <w:noProof/>
+                <w:webHidden/>
+                <w:sz w:val="28"/>
+                <w:szCs w:val="28"/>
+              </w:rPr>
+              <w:tab/>
+            </w:r>
+            <w:r>
+              <w:rPr>
+                <w:rFonts w:ascii="Times New Roman" w:hAnsi="Times New Roman" w:cs="Times New Roman"/>
+                <w:noProof/>
+                <w:webHidden/>
+                <w:sz w:val="28"/>
+                <w:szCs w:val="28"/>
+              </w:rPr>
+              <w:fldChar w:fldCharType="begin"/>
+            </w:r>
+            <w:r>
+              <w:rPr>
+                <w:rFonts w:ascii="Times New Roman" w:hAnsi="Times New Roman" w:cs="Times New Roman"/>
+                <w:noProof/>
+                <w:webHidden/>
+                <w:sz w:val="28"/>
+                <w:szCs w:val="28"/>
+              </w:rPr>
+              <w:instrText xml:space="preserve"> PAGEREF _Toc229737403 \h </w:instrText>
+            </w:r>
+            <w:r>
+              <w:rPr>
+                <w:rFonts w:ascii="Times New Roman" w:hAnsi="Times New Roman" w:cs="Times New Roman"/>
+                <w:noProof/>
+                <w:webHidden/>
+                <w:sz w:val="28"/>
+                <w:szCs w:val="28"/>
+              </w:rPr>
+            </w:r>
+            <w:r>
+              <w:rPr>
+                <w:rFonts w:ascii="Times New Roman" w:hAnsi="Times New Roman" w:cs="Times New Roman"/>
+                <w:noProof/>
+                <w:webHidden/>
+                <w:sz w:val="28"/>
+                <w:szCs w:val="28"/>
+              </w:rPr>
+              <w:fldChar w:fldCharType="separate"/>
+            </w:r>
+            <w:r>
+              <w:rPr>
+                <w:rFonts w:ascii="Times New Roman" w:hAnsi="Times New Roman" w:cs="Times New Roman"/>
+                <w:noProof/>
+                <w:webHidden/>
+                <w:sz w:val="28"/>
+                <w:szCs w:val="28"/>
+              </w:rPr>
+              <w:t>11</w:t>
+            </w:r>
+            <w:r>
+              <w:rPr>
+                <w:rFonts w:ascii="Times New Roman" w:hAnsi="Times New Roman" w:cs="Times New Roman"/>
+                <w:noProof/>
+                <w:webHidden/>
+                <w:sz w:val="28"/>
+                <w:szCs w:val="28"/>
+              </w:rPr>
+              <w:fldChar w:fldCharType="end"/>
+            </w:r>
+          </w:hyperlink>
+        </w:p>
+        <w:p>
+          <w:pPr>
+            <w:pStyle w:val="10"/>
+            <w:tabs>
+              <w:tab w:val="right" w:leader="dot" w:pos="9016"/>
+            </w:tabs>
+            <w:spacing w:line="360" w:lineRule="auto"/>
+            <w:jc w:val="both"/>
+            <w:rPr>
+              <w:rFonts w:ascii="Times New Roman" w:eastAsiaTheme="minorEastAsia" w:hAnsi="Times New Roman" w:cs="Times New Roman"/>
+              <w:noProof/>
+              <w:sz w:val="28"/>
+              <w:szCs w:val="28"/>
+              <w:lang w:eastAsia="ru-RU"/>
+            </w:rPr>
+          </w:pPr>
+          <w:hyperlink w:anchor="_Toc229737404" w:history="1">
+            <w:r>
+              <w:rPr>
+                <w:rStyle w:val="a3"/>
+                <w:rFonts w:ascii="Times New Roman" w:hAnsi="Times New Roman" w:cs="Times New Roman"/>
+                <w:b/>
+                <w:bCs/>
+                <w:noProof/>
+                <w:sz w:val="28"/>
+                <w:szCs w:val="28"/>
+              </w:rPr>
+              <w:t>3 ОБОСНОВАНИЕ ВЫБОРА ИНСТРУМЕНТАЛЬНЫХ СТРЕДСТВ ДЛЯ РЕАЛИЗАЦИИ ПОСТАВЛЕННОЙ ЗАДАЧИ</w:t>
+            </w:r>
+            <w:r>
+              <w:rPr>
+                <w:rFonts w:ascii="Times New Roman" w:hAnsi="Times New Roman" w:cs="Times New Roman"/>
+                <w:noProof/>
+                <w:webHidden/>
+                <w:sz w:val="28"/>
+                <w:szCs w:val="28"/>
+              </w:rPr>
+              <w:tab/>
+            </w:r>
+            <w:r>
+              <w:rPr>
+                <w:rFonts w:ascii="Times New Roman" w:hAnsi="Times New Roman" w:cs="Times New Roman"/>
+                <w:noProof/>
+                <w:webHidden/>
+                <w:sz w:val="28"/>
+                <w:szCs w:val="28"/>
+              </w:rPr>
+              <w:fldChar w:fldCharType="begin"/>
+            </w:r>
+            <w:r>
+              <w:rPr>
+                <w:rFonts w:ascii="Times New Roman" w:hAnsi="Times New Roman" w:cs="Times New Roman"/>
+                <w:noProof/>
+                <w:webHidden/>
+                <w:sz w:val="28"/>
+                <w:szCs w:val="28"/>
+              </w:rPr>
+              <w:instrText xml:space="preserve"> PAGEREF _Toc229737404 \h </w:instrText>
+            </w:r>
+            <w:r>
+              <w:rPr>
+                <w:rFonts w:ascii="Times New Roman" w:hAnsi="Times New Roman" w:cs="Times New Roman"/>
+                <w:noProof/>
+                <w:webHidden/>
+                <w:sz w:val="28"/>
+                <w:szCs w:val="28"/>
+              </w:rPr>
+            </w:r>
+            <w:r>
+              <w:rPr>
+                <w:rFonts w:ascii="Times New Roman" w:hAnsi="Times New Roman" w:cs="Times New Roman"/>
+                <w:noProof/>
+                <w:webHidden/>
+                <w:sz w:val="28"/>
+                <w:szCs w:val="28"/>
+              </w:rPr>
+              <w:fldChar w:fldCharType="separate"/>
+            </w:r>
+            <w:r>
+              <w:rPr>
+                <w:rFonts w:ascii="Times New Roman" w:hAnsi="Times New Roman" w:cs="Times New Roman"/>
+                <w:noProof/>
+                <w:webHidden/>
+                <w:sz w:val="28"/>
+                <w:szCs w:val="28"/>
+              </w:rPr>
+              <w:t>15</w:t>
+            </w:r>
+            <w:r>
+              <w:rPr>
+                <w:rFonts w:ascii="Times New Roman" w:hAnsi="Times New Roman" w:cs="Times New Roman"/>
+                <w:noProof/>
+                <w:webHidden/>
+                <w:sz w:val="28"/>
+                <w:szCs w:val="28"/>
+              </w:rPr>
+              <w:fldChar w:fldCharType="end"/>
+            </w:r>
+          </w:hyperlink>
+        </w:p>
+        <w:p>
+          <w:pPr>
+            <w:pStyle w:val="21"/>
+            <w:tabs>
+              <w:tab w:val="right" w:leader="dot" w:pos="9016"/>
+            </w:tabs>
+            <w:spacing w:line="360" w:lineRule="auto"/>
+            <w:jc w:val="both"/>
+            <w:rPr>
+              <w:rFonts w:ascii="Times New Roman" w:eastAsiaTheme="minorEastAsia" w:hAnsi="Times New Roman" w:cs="Times New Roman"/>
+              <w:noProof/>
+              <w:sz w:val="28"/>
+              <w:szCs w:val="28"/>
+              <w:lang w:eastAsia="ru-RU"/>
+            </w:rPr>
+          </w:pPr>
+          <w:hyperlink w:anchor="_Toc229737405" w:history="1">
+            <w:r>
+              <w:rPr>
+                <w:rStyle w:val="a3"/>
+                <w:rFonts w:ascii="Times New Roman" w:hAnsi="Times New Roman" w:cs="Times New Roman"/>
+                <w:noProof/>
+                <w:sz w:val="28"/>
+                <w:szCs w:val="28"/>
+                <w:shd w:val="clear" w:color="auto" w:fill="FFFFFF"/>
+              </w:rPr>
+              <w:t xml:space="preserve">3.1 Используемые языки программирования: </w:t>
+            </w:r>
+            <w:r>
+              <w:rPr>
+                <w:rStyle w:val="a3"/>
+                <w:rFonts w:ascii="Times New Roman" w:hAnsi="Times New Roman" w:cs="Times New Roman"/>
+                <w:noProof/>
+                <w:sz w:val="28"/>
+                <w:szCs w:val="28"/>
+                <w:shd w:val="clear" w:color="auto" w:fill="FFFFFF"/>
+                <w:lang w:val="en-US"/>
+              </w:rPr>
+              <w:t>CSS</w:t>
+            </w:r>
+            <w:r>
+              <w:rPr>
+                <w:rStyle w:val="a3"/>
+                <w:rFonts w:ascii="Times New Roman" w:hAnsi="Times New Roman" w:cs="Times New Roman"/>
+                <w:noProof/>
+                <w:sz w:val="28"/>
+                <w:szCs w:val="28"/>
+                <w:shd w:val="clear" w:color="auto" w:fill="FFFFFF"/>
+              </w:rPr>
+              <w:t xml:space="preserve">, </w:t>
+            </w:r>
+            <w:r>
+              <w:rPr>
+                <w:rStyle w:val="a3"/>
+                <w:rFonts w:ascii="Times New Roman" w:hAnsi="Times New Roman" w:cs="Times New Roman"/>
+                <w:noProof/>
+                <w:sz w:val="28"/>
+                <w:szCs w:val="28"/>
+                <w:shd w:val="clear" w:color="auto" w:fill="FFFFFF"/>
+                <w:lang w:val="en-US"/>
+              </w:rPr>
+              <w:t>HTML</w:t>
+            </w:r>
+            <w:r>
+              <w:rPr>
+                <w:rFonts w:ascii="Times New Roman" w:hAnsi="Times New Roman" w:cs="Times New Roman"/>
+                <w:noProof/>
+                <w:webHidden/>
+                <w:sz w:val="28"/>
+                <w:szCs w:val="28"/>
+              </w:rPr>
+              <w:tab/>
+            </w:r>
+            <w:r>
+              <w:rPr>
+                <w:rFonts w:ascii="Times New Roman" w:hAnsi="Times New Roman" w:cs="Times New Roman"/>
+                <w:noProof/>
+                <w:webHidden/>
+                <w:sz w:val="28"/>
+                <w:szCs w:val="28"/>
+              </w:rPr>
+              <w:fldChar w:fldCharType="begin"/>
+            </w:r>
+            <w:r>
+              <w:rPr>
+                <w:rFonts w:ascii="Times New Roman" w:hAnsi="Times New Roman" w:cs="Times New Roman"/>
+                <w:noProof/>
+                <w:webHidden/>
+                <w:sz w:val="28"/>
+                <w:szCs w:val="28"/>
+              </w:rPr>
+              <w:instrText xml:space="preserve"> PAGEREF _Toc229737405 \h </w:instrText>
+            </w:r>
+            <w:r>
+              <w:rPr>
+                <w:rFonts w:ascii="Times New Roman" w:hAnsi="Times New Roman" w:cs="Times New Roman"/>
+                <w:noProof/>
+                <w:webHidden/>
+                <w:sz w:val="28"/>
+                <w:szCs w:val="28"/>
+              </w:rPr>
+            </w:r>
+            <w:r>
+              <w:rPr>
+                <w:rFonts w:ascii="Times New Roman" w:hAnsi="Times New Roman" w:cs="Times New Roman"/>
+                <w:noProof/>
+                <w:webHidden/>
+                <w:sz w:val="28"/>
+                <w:szCs w:val="28"/>
+              </w:rPr>
+              <w:fldChar w:fldCharType="separate"/>
+            </w:r>
+            <w:r>
+              <w:rPr>
+                <w:rFonts w:ascii="Times New Roman" w:hAnsi="Times New Roman" w:cs="Times New Roman"/>
+                <w:noProof/>
+                <w:webHidden/>
+                <w:sz w:val="28"/>
+                <w:szCs w:val="28"/>
+              </w:rPr>
+              <w:t>15</w:t>
+            </w:r>
+            <w:r>
+              <w:rPr>
+                <w:rFonts w:ascii="Times New Roman" w:hAnsi="Times New Roman" w:cs="Times New Roman"/>
+                <w:noProof/>
+                <w:webHidden/>
+                <w:sz w:val="28"/>
+                <w:szCs w:val="28"/>
+              </w:rPr>
+              <w:fldChar w:fldCharType="end"/>
+            </w:r>
+          </w:hyperlink>
+        </w:p>
+        <w:p>
+          <w:pPr>
+            <w:pStyle w:val="21"/>
+            <w:tabs>
+              <w:tab w:val="right" w:leader="dot" w:pos="9016"/>
+            </w:tabs>
+            <w:spacing w:line="360" w:lineRule="auto"/>
+            <w:jc w:val="both"/>
+            <w:rPr>
+              <w:rFonts w:ascii="Times New Roman" w:eastAsiaTheme="minorEastAsia" w:hAnsi="Times New Roman" w:cs="Times New Roman"/>
+              <w:noProof/>
+              <w:sz w:val="28"/>
+              <w:szCs w:val="28"/>
+              <w:lang w:eastAsia="ru-RU"/>
+            </w:rPr>
+          </w:pPr>
+          <w:hyperlink w:anchor="_Toc229737406" w:history="1">
+            <w:r>
+              <w:rPr>
+                <w:rStyle w:val="a3"/>
+                <w:rFonts w:ascii="Times New Roman" w:hAnsi="Times New Roman" w:cs="Times New Roman"/>
+                <w:noProof/>
+                <w:sz w:val="28"/>
+                <w:szCs w:val="28"/>
+              </w:rPr>
+              <w:t>3.2 Сервер баз данных</w:t>
+            </w:r>
+            <w:r>
+              <w:rPr>
+                <w:rFonts w:ascii="Times New Roman" w:hAnsi="Times New Roman" w:cs="Times New Roman"/>
+                <w:noProof/>
+                <w:webHidden/>
+                <w:sz w:val="28"/>
+                <w:szCs w:val="28"/>
+              </w:rPr>
+              <w:tab/>
+            </w:r>
+            <w:r>
+              <w:rPr>
+                <w:rFonts w:ascii="Times New Roman" w:hAnsi="Times New Roman" w:cs="Times New Roman"/>
+                <w:noProof/>
+                <w:webHidden/>
+                <w:sz w:val="28"/>
+                <w:szCs w:val="28"/>
+              </w:rPr>
+              <w:fldChar w:fldCharType="begin"/>
+            </w:r>
+            <w:r>
+              <w:rPr>
+                <w:rFonts w:ascii="Times New Roman" w:hAnsi="Times New Roman" w:cs="Times New Roman"/>
+                <w:noProof/>
+                <w:webHidden/>
+                <w:sz w:val="28"/>
+                <w:szCs w:val="28"/>
+              </w:rPr>
+              <w:instrText xml:space="preserve"> PAGEREF _Toc229737406 \h </w:instrText>
+            </w:r>
+            <w:r>
+              <w:rPr>
+                <w:rFonts w:ascii="Times New Roman" w:hAnsi="Times New Roman" w:cs="Times New Roman"/>
+                <w:noProof/>
+                <w:webHidden/>
+                <w:sz w:val="28"/>
+                <w:szCs w:val="28"/>
+              </w:rPr>
+            </w:r>
+            <w:r>
+              <w:rPr>
+                <w:rFonts w:ascii="Times New Roman" w:hAnsi="Times New Roman" w:cs="Times New Roman"/>
+                <w:noProof/>
+                <w:webHidden/>
+                <w:sz w:val="28"/>
+                <w:szCs w:val="28"/>
+              </w:rPr>
+              <w:fldChar w:fldCharType="separate"/>
+            </w:r>
+            <w:r>
+              <w:rPr>
+                <w:rFonts w:ascii="Times New Roman" w:hAnsi="Times New Roman" w:cs="Times New Roman"/>
+                <w:noProof/>
+                <w:webHidden/>
+                <w:sz w:val="28"/>
+                <w:szCs w:val="28"/>
+              </w:rPr>
+              <w:t>16</w:t>
+            </w:r>
+            <w:r>
+              <w:rPr>
+                <w:rFonts w:ascii="Times New Roman" w:hAnsi="Times New Roman" w:cs="Times New Roman"/>
+                <w:noProof/>
+                <w:webHidden/>
+                <w:sz w:val="28"/>
+                <w:szCs w:val="28"/>
+              </w:rPr>
+              <w:fldChar w:fldCharType="end"/>
+            </w:r>
+          </w:hyperlink>
+        </w:p>
+        <w:p>
+          <w:pPr>
+            <w:pStyle w:val="21"/>
+            <w:tabs>
+              <w:tab w:val="right" w:leader="dot" w:pos="9016"/>
+            </w:tabs>
+            <w:spacing w:line="360" w:lineRule="auto"/>
+            <w:jc w:val="both"/>
+            <w:rPr>
+              <w:rFonts w:ascii="Times New Roman" w:eastAsiaTheme="minorEastAsia" w:hAnsi="Times New Roman" w:cs="Times New Roman"/>
+              <w:noProof/>
+              <w:sz w:val="28"/>
+              <w:szCs w:val="28"/>
+              <w:lang w:eastAsia="ru-RU"/>
+            </w:rPr>
+          </w:pPr>
+          <w:hyperlink w:anchor="_Toc229737407" w:history="1">
+            <w:r>
+              <w:rPr>
+                <w:rStyle w:val="a3"/>
+                <w:rFonts w:ascii="Times New Roman" w:hAnsi="Times New Roman" w:cs="Times New Roman"/>
+                <w:noProof/>
+                <w:sz w:val="28"/>
+                <w:szCs w:val="28"/>
+              </w:rPr>
+              <w:t xml:space="preserve">3.3 </w:t>
+            </w:r>
+            <w:r>
+              <w:rPr>
+                <w:rStyle w:val="a3"/>
+                <w:rFonts w:ascii="Times New Roman" w:hAnsi="Times New Roman" w:cs="Times New Roman"/>
+                <w:b/>
+                <w:bCs/>
+                <w:noProof/>
+                <w:sz w:val="28"/>
+                <w:szCs w:val="28"/>
+              </w:rPr>
+              <w:t>Архитектура «клиент-сервер»</w:t>
+            </w:r>
+            <w:r>
+              <w:rPr>
+                <w:rFonts w:ascii="Times New Roman" w:hAnsi="Times New Roman" w:cs="Times New Roman"/>
+                <w:noProof/>
+                <w:webHidden/>
+                <w:sz w:val="28"/>
+                <w:szCs w:val="28"/>
+              </w:rPr>
+              <w:tab/>
+            </w:r>
+            <w:r>
+              <w:rPr>
+                <w:rFonts w:ascii="Times New Roman" w:hAnsi="Times New Roman" w:cs="Times New Roman"/>
+                <w:noProof/>
+                <w:webHidden/>
+                <w:sz w:val="28"/>
+                <w:szCs w:val="28"/>
+              </w:rPr>
+              <w:fldChar w:fldCharType="begin"/>
+            </w:r>
+            <w:r>
+              <w:rPr>
+                <w:rFonts w:ascii="Times New Roman" w:hAnsi="Times New Roman" w:cs="Times New Roman"/>
+                <w:noProof/>
+                <w:webHidden/>
+                <w:sz w:val="28"/>
+                <w:szCs w:val="28"/>
+              </w:rPr>
+              <w:instrText xml:space="preserve"> PAGEREF _Toc229737407 \h </w:instrText>
+            </w:r>
+            <w:r>
+              <w:rPr>
+                <w:rFonts w:ascii="Times New Roman" w:hAnsi="Times New Roman" w:cs="Times New Roman"/>
+                <w:noProof/>
+                <w:webHidden/>
+                <w:sz w:val="28"/>
+                <w:szCs w:val="28"/>
+              </w:rPr>
+            </w:r>
+            <w:r>
+              <w:rPr>
+                <w:rFonts w:ascii="Times New Roman" w:hAnsi="Times New Roman" w:cs="Times New Roman"/>
+                <w:noProof/>
+                <w:webHidden/>
+                <w:sz w:val="28"/>
+                <w:szCs w:val="28"/>
+              </w:rPr>
+              <w:fldChar w:fldCharType="separate"/>
+            </w:r>
+            <w:r>
+              <w:rPr>
+                <w:rFonts w:ascii="Times New Roman" w:hAnsi="Times New Roman" w:cs="Times New Roman"/>
+                <w:noProof/>
+                <w:webHidden/>
+                <w:sz w:val="28"/>
+                <w:szCs w:val="28"/>
+              </w:rPr>
+              <w:t>16</w:t>
+            </w:r>
+            <w:r>
+              <w:rPr>
+                <w:rFonts w:ascii="Times New Roman" w:hAnsi="Times New Roman" w:cs="Times New Roman"/>
+                <w:noProof/>
+                <w:webHidden/>
+                <w:sz w:val="28"/>
+                <w:szCs w:val="28"/>
+              </w:rPr>
+              <w:fldChar w:fldCharType="end"/>
+            </w:r>
+          </w:hyperlink>
+        </w:p>
+        <w:p>
+          <w:pPr>
+            <w:pStyle w:val="21"/>
+            <w:tabs>
+              <w:tab w:val="right" w:leader="dot" w:pos="9016"/>
+            </w:tabs>
+            <w:spacing w:line="360" w:lineRule="auto"/>
+            <w:jc w:val="both"/>
+            <w:rPr>
+              <w:rFonts w:ascii="Times New Roman" w:eastAsiaTheme="minorEastAsia" w:hAnsi="Times New Roman" w:cs="Times New Roman"/>
+              <w:noProof/>
+              <w:sz w:val="28"/>
+              <w:szCs w:val="28"/>
+              <w:lang w:eastAsia="ru-RU"/>
+            </w:rPr>
+          </w:pPr>
+          <w:hyperlink w:anchor="_Toc229737408" w:history="1">
+            <w:r>
+              <w:rPr>
+                <w:rStyle w:val="a3"/>
+                <w:rFonts w:ascii="Times New Roman" w:hAnsi="Times New Roman" w:cs="Times New Roman"/>
+                <w:noProof/>
+                <w:sz w:val="28"/>
+                <w:szCs w:val="28"/>
+              </w:rPr>
+              <w:t xml:space="preserve">3.4 </w:t>
+            </w:r>
+            <w:r>
+              <w:rPr>
+                <w:rStyle w:val="a3"/>
+                <w:rFonts w:ascii="Times New Roman" w:hAnsi="Times New Roman" w:cs="Times New Roman"/>
+                <w:b/>
+                <w:bCs/>
+                <w:noProof/>
+                <w:sz w:val="28"/>
+                <w:szCs w:val="28"/>
+              </w:rPr>
+              <w:t>Хостинг сайта на хостовом компьютере с помощью языка Go</w:t>
+            </w:r>
+            <w:r>
+              <w:rPr>
+                <w:rFonts w:ascii="Times New Roman" w:hAnsi="Times New Roman" w:cs="Times New Roman"/>
+                <w:noProof/>
+                <w:webHidden/>
+                <w:sz w:val="28"/>
+                <w:szCs w:val="28"/>
+              </w:rPr>
+              <w:tab/>
+            </w:r>
+            <w:r>
+              <w:rPr>
+                <w:rFonts w:ascii="Times New Roman" w:hAnsi="Times New Roman" w:cs="Times New Roman"/>
+                <w:noProof/>
+                <w:webHidden/>
+                <w:sz w:val="28"/>
+                <w:szCs w:val="28"/>
+              </w:rPr>
+              <w:fldChar w:fldCharType="begin"/>
+            </w:r>
+            <w:r>
+              <w:rPr>
+                <w:rFonts w:ascii="Times New Roman" w:hAnsi="Times New Roman" w:cs="Times New Roman"/>
+                <w:noProof/>
+                <w:webHidden/>
+                <w:sz w:val="28"/>
+                <w:szCs w:val="28"/>
+              </w:rPr>
+              <w:instrText xml:space="preserve"> PAGEREF _Toc229737408 \h </w:instrText>
+            </w:r>
+            <w:r>
+              <w:rPr>
+                <w:rFonts w:ascii="Times New Roman" w:hAnsi="Times New Roman" w:cs="Times New Roman"/>
+                <w:noProof/>
+                <w:webHidden/>
+                <w:sz w:val="28"/>
+                <w:szCs w:val="28"/>
+              </w:rPr>
+            </w:r>
+            <w:r>
+              <w:rPr>
+                <w:rFonts w:ascii="Times New Roman" w:hAnsi="Times New Roman" w:cs="Times New Roman"/>
+                <w:noProof/>
+                <w:webHidden/>
+                <w:sz w:val="28"/>
+                <w:szCs w:val="28"/>
+              </w:rPr>
+              <w:fldChar w:fldCharType="separate"/>
+            </w:r>
+            <w:r>
+              <w:rPr>
+                <w:rFonts w:ascii="Times New Roman" w:hAnsi="Times New Roman" w:cs="Times New Roman"/>
+                <w:noProof/>
+                <w:webHidden/>
+                <w:sz w:val="28"/>
+                <w:szCs w:val="28"/>
+              </w:rPr>
+              <w:t>17</w:t>
+            </w:r>
+            <w:r>
+              <w:rPr>
+                <w:rFonts w:ascii="Times New Roman" w:hAnsi="Times New Roman" w:cs="Times New Roman"/>
+                <w:noProof/>
+                <w:webHidden/>
+                <w:sz w:val="28"/>
+                <w:szCs w:val="28"/>
+              </w:rPr>
+              <w:fldChar w:fldCharType="end"/>
+            </w:r>
+          </w:hyperlink>
+        </w:p>
+        <w:p>
+          <w:pPr>
+            <w:pStyle w:val="10"/>
+            <w:tabs>
+              <w:tab w:val="right" w:leader="dot" w:pos="9016"/>
+            </w:tabs>
+            <w:spacing w:line="360" w:lineRule="auto"/>
+            <w:jc w:val="both"/>
+            <w:rPr>
+              <w:rFonts w:ascii="Times New Roman" w:eastAsiaTheme="minorEastAsia" w:hAnsi="Times New Roman" w:cs="Times New Roman"/>
+              <w:noProof/>
+              <w:sz w:val="28"/>
+              <w:szCs w:val="28"/>
+              <w:lang w:eastAsia="ru-RU"/>
+            </w:rPr>
+          </w:pPr>
+          <w:hyperlink w:anchor="_Toc229737409" w:history="1">
+            <w:r>
+              <w:rPr>
+                <w:rStyle w:val="a3"/>
+                <w:rFonts w:ascii="Times New Roman" w:hAnsi="Times New Roman" w:cs="Times New Roman"/>
+                <w:noProof/>
+                <w:sz w:val="28"/>
+                <w:szCs w:val="28"/>
+              </w:rPr>
+              <w:t>4. РАЗРАБОТКА ХРАНИЛИЩА ДАННЫХ ИНТЕРНЕТ-ПРИЛОЖЕНИЯ</w:t>
+            </w:r>
+            <w:r>
+              <w:rPr>
+                <w:rFonts w:ascii="Times New Roman" w:hAnsi="Times New Roman" w:cs="Times New Roman"/>
+                <w:noProof/>
+                <w:webHidden/>
+                <w:sz w:val="28"/>
+                <w:szCs w:val="28"/>
+              </w:rPr>
+              <w:tab/>
+            </w:r>
+            <w:r>
+              <w:rPr>
+                <w:rFonts w:ascii="Times New Roman" w:hAnsi="Times New Roman" w:cs="Times New Roman"/>
+                <w:noProof/>
+                <w:webHidden/>
+                <w:sz w:val="28"/>
+                <w:szCs w:val="28"/>
+              </w:rPr>
+              <w:fldChar w:fldCharType="begin"/>
+            </w:r>
+            <w:r>
+              <w:rPr>
+                <w:rFonts w:ascii="Times New Roman" w:hAnsi="Times New Roman" w:cs="Times New Roman"/>
+                <w:noProof/>
+                <w:webHidden/>
+                <w:sz w:val="28"/>
+                <w:szCs w:val="28"/>
+              </w:rPr>
+              <w:instrText xml:space="preserve"> PAGEREF _Toc229737409 \h </w:instrText>
+            </w:r>
+            <w:r>
+              <w:rPr>
+                <w:rFonts w:ascii="Times New Roman" w:hAnsi="Times New Roman" w:cs="Times New Roman"/>
+                <w:noProof/>
+                <w:webHidden/>
+                <w:sz w:val="28"/>
+                <w:szCs w:val="28"/>
+              </w:rPr>
+            </w:r>
+            <w:r>
+              <w:rPr>
+                <w:rFonts w:ascii="Times New Roman" w:hAnsi="Times New Roman" w:cs="Times New Roman"/>
+                <w:noProof/>
+                <w:webHidden/>
+                <w:sz w:val="28"/>
+                <w:szCs w:val="28"/>
+              </w:rPr>
+              <w:fldChar w:fldCharType="separate"/>
+            </w:r>
+            <w:r>
+              <w:rPr>
+                <w:rFonts w:ascii="Times New Roman" w:hAnsi="Times New Roman" w:cs="Times New Roman"/>
+                <w:noProof/>
+                <w:webHidden/>
+                <w:sz w:val="28"/>
+                <w:szCs w:val="28"/>
+              </w:rPr>
+              <w:t>18</w:t>
+            </w:r>
+            <w:r>
+              <w:rPr>
+                <w:rFonts w:ascii="Times New Roman" w:hAnsi="Times New Roman" w:cs="Times New Roman"/>
+                <w:noProof/>
+                <w:webHidden/>
+                <w:sz w:val="28"/>
+                <w:szCs w:val="28"/>
+              </w:rPr>
+              <w:fldChar w:fldCharType="end"/>
+            </w:r>
+          </w:hyperlink>
+        </w:p>
+        <w:p>
+          <w:pPr>
+            <w:pStyle w:val="21"/>
+            <w:tabs>
+              <w:tab w:val="right" w:leader="dot" w:pos="9016"/>
+            </w:tabs>
+            <w:spacing w:line="360" w:lineRule="auto"/>
+            <w:jc w:val="both"/>
+            <w:rPr>
+              <w:rFonts w:ascii="Times New Roman" w:eastAsiaTheme="minorEastAsia" w:hAnsi="Times New Roman" w:cs="Times New Roman"/>
+              <w:noProof/>
+              <w:sz w:val="28"/>
+              <w:szCs w:val="28"/>
+              <w:lang w:eastAsia="ru-RU"/>
+            </w:rPr>
+          </w:pPr>
+          <w:hyperlink w:anchor="_Toc229737410" w:history="1">
+            <w:r>
+              <w:rPr>
+                <w:rStyle w:val="a3"/>
+                <w:rFonts w:ascii="Times New Roman" w:hAnsi="Times New Roman" w:cs="Times New Roman"/>
+                <w:noProof/>
+                <w:sz w:val="28"/>
+                <w:szCs w:val="28"/>
+              </w:rPr>
+              <w:t>4.1 Определение сущностей и их атрибутов</w:t>
+            </w:r>
+            <w:r>
+              <w:rPr>
+                <w:rFonts w:ascii="Times New Roman" w:hAnsi="Times New Roman" w:cs="Times New Roman"/>
+                <w:noProof/>
+                <w:webHidden/>
+                <w:sz w:val="28"/>
+                <w:szCs w:val="28"/>
+              </w:rPr>
+              <w:tab/>
+            </w:r>
+            <w:r>
+              <w:rPr>
+                <w:rFonts w:ascii="Times New Roman" w:hAnsi="Times New Roman" w:cs="Times New Roman"/>
+                <w:noProof/>
+                <w:webHidden/>
+                <w:sz w:val="28"/>
+                <w:szCs w:val="28"/>
+              </w:rPr>
+              <w:fldChar w:fldCharType="begin"/>
+            </w:r>
+            <w:r>
+              <w:rPr>
+                <w:rFonts w:ascii="Times New Roman" w:hAnsi="Times New Roman" w:cs="Times New Roman"/>
+                <w:noProof/>
+                <w:webHidden/>
+                <w:sz w:val="28"/>
+                <w:szCs w:val="28"/>
+              </w:rPr>
+              <w:instrText xml:space="preserve"> PAGEREF _Toc229737410 \h </w:instrText>
+            </w:r>
+            <w:r>
+              <w:rPr>
+                <w:rFonts w:ascii="Times New Roman" w:hAnsi="Times New Roman" w:cs="Times New Roman"/>
+                <w:noProof/>
+                <w:webHidden/>
+                <w:sz w:val="28"/>
+                <w:szCs w:val="28"/>
+              </w:rPr>
+            </w:r>
+            <w:r>
+              <w:rPr>
+                <w:rFonts w:ascii="Times New Roman" w:hAnsi="Times New Roman" w:cs="Times New Roman"/>
+                <w:noProof/>
+                <w:webHidden/>
+                <w:sz w:val="28"/>
+                <w:szCs w:val="28"/>
+              </w:rPr>
+              <w:fldChar w:fldCharType="separate"/>
+            </w:r>
+            <w:r>
+              <w:rPr>
+                <w:rFonts w:ascii="Times New Roman" w:hAnsi="Times New Roman" w:cs="Times New Roman"/>
+                <w:noProof/>
+                <w:webHidden/>
+                <w:sz w:val="28"/>
+                <w:szCs w:val="28"/>
+              </w:rPr>
+              <w:t>18</w:t>
+            </w:r>
+            <w:r>
+              <w:rPr>
+                <w:rFonts w:ascii="Times New Roman" w:hAnsi="Times New Roman" w:cs="Times New Roman"/>
+                <w:noProof/>
+                <w:webHidden/>
+                <w:sz w:val="28"/>
+                <w:szCs w:val="28"/>
+              </w:rPr>
+              <w:fldChar w:fldCharType="end"/>
+            </w:r>
+          </w:hyperlink>
+        </w:p>
+        <w:p>
+          <w:pPr>
+            <w:pStyle w:val="21"/>
+            <w:tabs>
+              <w:tab w:val="right" w:leader="dot" w:pos="9016"/>
+            </w:tabs>
+            <w:spacing w:line="360" w:lineRule="auto"/>
+            <w:jc w:val="both"/>
+            <w:rPr>
+              <w:rFonts w:ascii="Times New Roman" w:eastAsiaTheme="minorEastAsia" w:hAnsi="Times New Roman" w:cs="Times New Roman"/>
+              <w:noProof/>
+              <w:sz w:val="28"/>
+              <w:szCs w:val="28"/>
+              <w:lang w:eastAsia="ru-RU"/>
+            </w:rPr>
+          </w:pPr>
+          <w:hyperlink w:anchor="_Toc229737411" w:history="1">
+            <w:r>
+              <w:rPr>
+                <w:rStyle w:val="a3"/>
+                <w:rFonts w:ascii="Times New Roman" w:hAnsi="Times New Roman" w:cs="Times New Roman"/>
+                <w:noProof/>
+                <w:sz w:val="28"/>
+                <w:szCs w:val="28"/>
+              </w:rPr>
+              <w:t>4.2 Структура хранения данных</w:t>
+            </w:r>
+            <w:r>
+              <w:rPr>
+                <w:rFonts w:ascii="Times New Roman" w:hAnsi="Times New Roman" w:cs="Times New Roman"/>
+                <w:noProof/>
+                <w:webHidden/>
+                <w:sz w:val="28"/>
+                <w:szCs w:val="28"/>
+              </w:rPr>
+              <w:tab/>
+            </w:r>
+            <w:r>
+              <w:rPr>
+                <w:rFonts w:ascii="Times New Roman" w:hAnsi="Times New Roman" w:cs="Times New Roman"/>
+                <w:noProof/>
+                <w:webHidden/>
+                <w:sz w:val="28"/>
+                <w:szCs w:val="28"/>
+              </w:rPr>
+              <w:fldChar w:fldCharType="begin"/>
+            </w:r>
+            <w:r>
+              <w:rPr>
+                <w:rFonts w:ascii="Times New Roman" w:hAnsi="Times New Roman" w:cs="Times New Roman"/>
+                <w:noProof/>
+                <w:webHidden/>
+                <w:sz w:val="28"/>
+                <w:szCs w:val="28"/>
+              </w:rPr>
+              <w:instrText xml:space="preserve"> PAGEREF _Toc229737411 \h </w:instrText>
+            </w:r>
+            <w:r>
+              <w:rPr>
+                <w:rFonts w:ascii="Times New Roman" w:hAnsi="Times New Roman" w:cs="Times New Roman"/>
+                <w:noProof/>
+                <w:webHidden/>
+                <w:sz w:val="28"/>
+                <w:szCs w:val="28"/>
+              </w:rPr>
+            </w:r>
+            <w:r>
+              <w:rPr>
+                <w:rFonts w:ascii="Times New Roman" w:hAnsi="Times New Roman" w:cs="Times New Roman"/>
+                <w:noProof/>
+                <w:webHidden/>
+                <w:sz w:val="28"/>
+                <w:szCs w:val="28"/>
+              </w:rPr>
+              <w:fldChar w:fldCharType="separate"/>
+            </w:r>
+            <w:r>
+              <w:rPr>
+                <w:rFonts w:ascii="Times New Roman" w:hAnsi="Times New Roman" w:cs="Times New Roman"/>
+                <w:noProof/>
+                <w:webHidden/>
+                <w:sz w:val="28"/>
+                <w:szCs w:val="28"/>
+              </w:rPr>
+              <w:t>19</w:t>
+            </w:r>
+            <w:r>
+              <w:rPr>
+                <w:rFonts w:ascii="Times New Roman" w:hAnsi="Times New Roman" w:cs="Times New Roman"/>
+                <w:noProof/>
+                <w:webHidden/>
+                <w:sz w:val="28"/>
+                <w:szCs w:val="28"/>
+              </w:rPr>
+              <w:fldChar w:fldCharType="end"/>
+            </w:r>
+          </w:hyperlink>
+        </w:p>
+        <w:p>
+          <w:pPr>
+            <w:pStyle w:val="21"/>
+            <w:tabs>
+              <w:tab w:val="right" w:leader="dot" w:pos="9016"/>
+            </w:tabs>
+            <w:spacing w:line="360" w:lineRule="auto"/>
+            <w:jc w:val="both"/>
+            <w:rPr>
+              <w:rFonts w:ascii="Times New Roman" w:eastAsiaTheme="minorEastAsia" w:hAnsi="Times New Roman" w:cs="Times New Roman"/>
+              <w:noProof/>
+              <w:sz w:val="28"/>
+              <w:szCs w:val="28"/>
+              <w:lang w:eastAsia="ru-RU"/>
+            </w:rPr>
+          </w:pPr>
+          <w:hyperlink w:anchor="_Toc229737412" w:history="1">
+            <w:r>
+              <w:rPr>
+                <w:rStyle w:val="a3"/>
+                <w:rFonts w:ascii="Times New Roman" w:hAnsi="Times New Roman" w:cs="Times New Roman"/>
+                <w:noProof/>
+                <w:sz w:val="28"/>
+                <w:szCs w:val="28"/>
+              </w:rPr>
+              <w:t>4.3 Взаимодействие с данными</w:t>
+            </w:r>
+            <w:r>
+              <w:rPr>
+                <w:rFonts w:ascii="Times New Roman" w:hAnsi="Times New Roman" w:cs="Times New Roman"/>
+                <w:noProof/>
+                <w:webHidden/>
+                <w:sz w:val="28"/>
+                <w:szCs w:val="28"/>
+              </w:rPr>
+              <w:tab/>
+            </w:r>
+            <w:r>
+              <w:rPr>
+                <w:rFonts w:ascii="Times New Roman" w:hAnsi="Times New Roman" w:cs="Times New Roman"/>
+                <w:noProof/>
+                <w:webHidden/>
+                <w:sz w:val="28"/>
+                <w:szCs w:val="28"/>
+              </w:rPr>
+              <w:fldChar w:fldCharType="begin"/>
+            </w:r>
+            <w:r>
+              <w:rPr>
+                <w:rFonts w:ascii="Times New Roman" w:hAnsi="Times New Roman" w:cs="Times New Roman"/>
+                <w:noProof/>
+                <w:webHidden/>
+                <w:sz w:val="28"/>
+                <w:szCs w:val="28"/>
+              </w:rPr>
+              <w:instrText xml:space="preserve"> PAGEREF _Toc229737412 \h </w:instrText>
+            </w:r>
+            <w:r>
+              <w:rPr>
+                <w:rFonts w:ascii="Times New Roman" w:hAnsi="Times New Roman" w:cs="Times New Roman"/>
+                <w:noProof/>
+                <w:webHidden/>
+                <w:sz w:val="28"/>
+                <w:szCs w:val="28"/>
+              </w:rPr>
+            </w:r>
+            <w:r>
+              <w:rPr>
+                <w:rFonts w:ascii="Times New Roman" w:hAnsi="Times New Roman" w:cs="Times New Roman"/>
+                <w:noProof/>
+                <w:webHidden/>
+                <w:sz w:val="28"/>
+                <w:szCs w:val="28"/>
+              </w:rPr>
+              <w:fldChar w:fldCharType="separate"/>
+            </w:r>
+            <w:r>
+              <w:rPr>
+                <w:rFonts w:ascii="Times New Roman" w:hAnsi="Times New Roman" w:cs="Times New Roman"/>
+                <w:noProof/>
+                <w:webHidden/>
+                <w:sz w:val="28"/>
+                <w:szCs w:val="28"/>
+              </w:rPr>
+              <w:t>20</w:t>
+            </w:r>
+            <w:r>
+              <w:rPr>
+                <w:rFonts w:ascii="Times New Roman" w:hAnsi="Times New Roman" w:cs="Times New Roman"/>
+                <w:noProof/>
+                <w:webHidden/>
+                <w:sz w:val="28"/>
+                <w:szCs w:val="28"/>
+              </w:rPr>
+              <w:fldChar w:fldCharType="end"/>
+            </w:r>
+          </w:hyperlink>
+        </w:p>
+        <w:p>
+          <w:pPr>
+            <w:pStyle w:val="21"/>
+            <w:tabs>
+              <w:tab w:val="right" w:leader="dot" w:pos="9016"/>
+            </w:tabs>
+            <w:spacing w:line="360" w:lineRule="auto"/>
+            <w:jc w:val="both"/>
+            <w:rPr>
+              <w:rFonts w:ascii="Times New Roman" w:eastAsiaTheme="minorEastAsia" w:hAnsi="Times New Roman" w:cs="Times New Roman"/>
+              <w:noProof/>
+              <w:sz w:val="28"/>
+              <w:szCs w:val="28"/>
+              <w:lang w:eastAsia="ru-RU"/>
+            </w:rPr>
+          </w:pPr>
+          <w:hyperlink w:anchor="_Toc229737413" w:history="1">
+            <w:r>
+              <w:rPr>
+                <w:rStyle w:val="a3"/>
+                <w:rFonts w:ascii="Times New Roman" w:hAnsi="Times New Roman" w:cs="Times New Roman"/>
+                <w:noProof/>
+                <w:sz w:val="28"/>
+                <w:szCs w:val="28"/>
+              </w:rPr>
+              <w:t>4.4 Оптимизация и особенности хранения</w:t>
+            </w:r>
+            <w:r>
+              <w:rPr>
+                <w:rFonts w:ascii="Times New Roman" w:hAnsi="Times New Roman" w:cs="Times New Roman"/>
+                <w:noProof/>
+                <w:webHidden/>
+                <w:sz w:val="28"/>
+                <w:szCs w:val="28"/>
+              </w:rPr>
+              <w:tab/>
+            </w:r>
+            <w:r>
+              <w:rPr>
+                <w:rFonts w:ascii="Times New Roman" w:hAnsi="Times New Roman" w:cs="Times New Roman"/>
+                <w:noProof/>
+                <w:webHidden/>
+                <w:sz w:val="28"/>
+                <w:szCs w:val="28"/>
+              </w:rPr>
+              <w:fldChar w:fldCharType="begin"/>
+            </w:r>
+            <w:r>
+              <w:rPr>
+                <w:rFonts w:ascii="Times New Roman" w:hAnsi="Times New Roman" w:cs="Times New Roman"/>
+                <w:noProof/>
+                <w:webHidden/>
+                <w:sz w:val="28"/>
+                <w:szCs w:val="28"/>
+              </w:rPr>
+              <w:instrText xml:space="preserve"> PAGEREF _Toc229737413 \h </w:instrText>
+            </w:r>
+            <w:r>
+              <w:rPr>
+                <w:rFonts w:ascii="Times New Roman" w:hAnsi="Times New Roman" w:cs="Times New Roman"/>
+                <w:noProof/>
+                <w:webHidden/>
+                <w:sz w:val="28"/>
+                <w:szCs w:val="28"/>
+              </w:rPr>
+            </w:r>
+            <w:r>
+              <w:rPr>
+                <w:rFonts w:ascii="Times New Roman" w:hAnsi="Times New Roman" w:cs="Times New Roman"/>
+                <w:noProof/>
+                <w:webHidden/>
+                <w:sz w:val="28"/>
+                <w:szCs w:val="28"/>
+              </w:rPr>
+              <w:fldChar w:fldCharType="separate"/>
+            </w:r>
+            <w:r>
+              <w:rPr>
+                <w:rFonts w:ascii="Times New Roman" w:hAnsi="Times New Roman" w:cs="Times New Roman"/>
+                <w:noProof/>
+                <w:webHidden/>
+                <w:sz w:val="28"/>
+                <w:szCs w:val="28"/>
+              </w:rPr>
+              <w:t>20</w:t>
+            </w:r>
+            <w:r>
+              <w:rPr>
+                <w:rFonts w:ascii="Times New Roman" w:hAnsi="Times New Roman" w:cs="Times New Roman"/>
+                <w:noProof/>
+                <w:webHidden/>
+                <w:sz w:val="28"/>
+                <w:szCs w:val="28"/>
+              </w:rPr>
+              <w:fldChar w:fldCharType="end"/>
+            </w:r>
+          </w:hyperlink>
+        </w:p>
+        <w:p>
+          <w:pPr>
+            <w:pStyle w:val="10"/>
+            <w:tabs>
+              <w:tab w:val="right" w:leader="dot" w:pos="9016"/>
+            </w:tabs>
+            <w:spacing w:line="360" w:lineRule="auto"/>
+            <w:jc w:val="both"/>
+            <w:rPr>
+              <w:rFonts w:ascii="Times New Roman" w:eastAsiaTheme="minorEastAsia" w:hAnsi="Times New Roman" w:cs="Times New Roman"/>
+              <w:noProof/>
+              <w:sz w:val="28"/>
+              <w:szCs w:val="28"/>
+              <w:lang w:eastAsia="ru-RU"/>
+            </w:rPr>
+          </w:pPr>
+          <w:hyperlink w:anchor="_Toc229737414" w:history="1">
+            <w:r>
+              <w:rPr>
+                <w:rStyle w:val="a3"/>
+                <w:rFonts w:ascii="Times New Roman" w:hAnsi="Times New Roman" w:cs="Times New Roman"/>
+                <w:noProof/>
+                <w:sz w:val="28"/>
+                <w:szCs w:val="28"/>
+              </w:rPr>
+              <w:t>5. WEB-ПРИЛОЖЕНИЕ ЭЛЕКТРОННОЙ БИБЛИОТЕКИ</w:t>
+            </w:r>
+            <w:r>
+              <w:rPr>
+                <w:rFonts w:ascii="Times New Roman" w:hAnsi="Times New Roman" w:cs="Times New Roman"/>
+                <w:noProof/>
+                <w:webHidden/>
+                <w:sz w:val="28"/>
+                <w:szCs w:val="28"/>
+              </w:rPr>
+              <w:tab/>
+            </w:r>
+            <w:r>
+              <w:rPr>
+                <w:rFonts w:ascii="Times New Roman" w:hAnsi="Times New Roman" w:cs="Times New Roman"/>
+                <w:noProof/>
+                <w:webHidden/>
+                <w:sz w:val="28"/>
+                <w:szCs w:val="28"/>
+              </w:rPr>
+              <w:fldChar w:fldCharType="begin"/>
+            </w:r>
+            <w:r>
+              <w:rPr>
+                <w:rFonts w:ascii="Times New Roman" w:hAnsi="Times New Roman" w:cs="Times New Roman"/>
+                <w:noProof/>
+                <w:webHidden/>
+                <w:sz w:val="28"/>
+                <w:szCs w:val="28"/>
+              </w:rPr>
+              <w:instrText xml:space="preserve"> PAGEREF _Toc229737414 \h </w:instrText>
+            </w:r>
+            <w:r>
+              <w:rPr>
+                <w:rFonts w:ascii="Times New Roman" w:hAnsi="Times New Roman" w:cs="Times New Roman"/>
+                <w:noProof/>
+                <w:webHidden/>
+                <w:sz w:val="28"/>
+                <w:szCs w:val="28"/>
+              </w:rPr>
+            </w:r>
+            <w:r>
+              <w:rPr>
+                <w:rFonts w:ascii="Times New Roman" w:hAnsi="Times New Roman" w:cs="Times New Roman"/>
+                <w:noProof/>
+                <w:webHidden/>
+                <w:sz w:val="28"/>
+                <w:szCs w:val="28"/>
+              </w:rPr>
+              <w:fldChar w:fldCharType="separate"/>
+            </w:r>
+            <w:r>
+              <w:rPr>
+                <w:rFonts w:ascii="Times New Roman" w:hAnsi="Times New Roman" w:cs="Times New Roman"/>
+                <w:noProof/>
+                <w:webHidden/>
+                <w:sz w:val="28"/>
+                <w:szCs w:val="28"/>
+              </w:rPr>
+              <w:t>21</w:t>
+            </w:r>
+            <w:r>
+              <w:rPr>
+                <w:rFonts w:ascii="Times New Roman" w:hAnsi="Times New Roman" w:cs="Times New Roman"/>
+                <w:noProof/>
+                <w:webHidden/>
+                <w:sz w:val="28"/>
+                <w:szCs w:val="28"/>
+              </w:rPr>
+              <w:fldChar w:fldCharType="end"/>
+            </w:r>
+          </w:hyperlink>
+        </w:p>
+        <w:p>
+          <w:pPr>
+            <w:pStyle w:val="21"/>
+            <w:tabs>
+              <w:tab w:val="right" w:leader="dot" w:pos="9016"/>
+            </w:tabs>
+            <w:spacing w:line="360" w:lineRule="auto"/>
+            <w:jc w:val="both"/>
+            <w:rPr>
+              <w:rFonts w:ascii="Times New Roman" w:eastAsiaTheme="minorEastAsia" w:hAnsi="Times New Roman" w:cs="Times New Roman"/>
+              <w:noProof/>
+              <w:sz w:val="28"/>
+              <w:szCs w:val="28"/>
+              <w:lang w:eastAsia="ru-RU"/>
+            </w:rPr>
+          </w:pPr>
+          <w:hyperlink w:anchor="_Toc229737415" w:history="1">
+            <w:r>
+              <w:rPr>
+                <w:rStyle w:val="a3"/>
+                <w:rFonts w:ascii="Times New Roman" w:hAnsi="Times New Roman" w:cs="Times New Roman"/>
+                <w:noProof/>
+                <w:sz w:val="28"/>
+                <w:szCs w:val="28"/>
+              </w:rPr>
+              <w:t>5.1 Входные и выходные данные</w:t>
+            </w:r>
+            <w:r>
+              <w:rPr>
+                <w:rFonts w:ascii="Times New Roman" w:hAnsi="Times New Roman" w:cs="Times New Roman"/>
+                <w:noProof/>
+                <w:webHidden/>
+                <w:sz w:val="28"/>
+                <w:szCs w:val="28"/>
+              </w:rPr>
+              <w:tab/>
+            </w:r>
+            <w:r>
+              <w:rPr>
+                <w:rFonts w:ascii="Times New Roman" w:hAnsi="Times New Roman" w:cs="Times New Roman"/>
+                <w:noProof/>
+                <w:webHidden/>
+                <w:sz w:val="28"/>
+                <w:szCs w:val="28"/>
+              </w:rPr>
+              <w:fldChar w:fldCharType="begin"/>
+            </w:r>
+            <w:r>
+              <w:rPr>
+                <w:rFonts w:ascii="Times New Roman" w:hAnsi="Times New Roman" w:cs="Times New Roman"/>
+                <w:noProof/>
+                <w:webHidden/>
+                <w:sz w:val="28"/>
+                <w:szCs w:val="28"/>
+              </w:rPr>
+              <w:instrText xml:space="preserve"> PAGEREF _Toc229737415 \h </w:instrText>
+            </w:r>
+            <w:r>
+              <w:rPr>
+                <w:rFonts w:ascii="Times New Roman" w:hAnsi="Times New Roman" w:cs="Times New Roman"/>
+                <w:noProof/>
+                <w:webHidden/>
+                <w:sz w:val="28"/>
+                <w:szCs w:val="28"/>
+              </w:rPr>
+            </w:r>
+            <w:r>
+              <w:rPr>
+                <w:rFonts w:ascii="Times New Roman" w:hAnsi="Times New Roman" w:cs="Times New Roman"/>
+                <w:noProof/>
+                <w:webHidden/>
+                <w:sz w:val="28"/>
+                <w:szCs w:val="28"/>
+              </w:rPr>
+              <w:fldChar w:fldCharType="separate"/>
+            </w:r>
+            <w:r>
+              <w:rPr>
+                <w:rFonts w:ascii="Times New Roman" w:hAnsi="Times New Roman" w:cs="Times New Roman"/>
+                <w:noProof/>
+                <w:webHidden/>
+                <w:sz w:val="28"/>
+                <w:szCs w:val="28"/>
+              </w:rPr>
+              <w:t>21</w:t>
+            </w:r>
+            <w:r>
+              <w:rPr>
+                <w:rFonts w:ascii="Times New Roman" w:hAnsi="Times New Roman" w:cs="Times New Roman"/>
+                <w:noProof/>
+                <w:webHidden/>
+                <w:sz w:val="28"/>
+                <w:szCs w:val="28"/>
+              </w:rPr>
+              <w:fldChar w:fldCharType="end"/>
+            </w:r>
+          </w:hyperlink>
+        </w:p>
+        <w:p>
+          <w:pPr>
+            <w:pStyle w:val="21"/>
+            <w:tabs>
+              <w:tab w:val="right" w:leader="dot" w:pos="9016"/>
+            </w:tabs>
+            <w:spacing w:line="360" w:lineRule="auto"/>
+            <w:jc w:val="both"/>
+            <w:rPr>
+              <w:rFonts w:ascii="Times New Roman" w:eastAsiaTheme="minorEastAsia" w:hAnsi="Times New Roman" w:cs="Times New Roman"/>
+              <w:noProof/>
+              <w:sz w:val="28"/>
+              <w:szCs w:val="28"/>
+              <w:lang w:eastAsia="ru-RU"/>
+            </w:rPr>
+          </w:pPr>
+          <w:hyperlink w:anchor="_Toc229737416" w:history="1">
+            <w:r>
+              <w:rPr>
+                <w:rStyle w:val="a3"/>
+                <w:rFonts w:ascii="Times New Roman" w:hAnsi="Times New Roman" w:cs="Times New Roman"/>
+                <w:noProof/>
+                <w:sz w:val="28"/>
+                <w:szCs w:val="28"/>
+              </w:rPr>
+              <w:t>5.2 Структура веб-приложения</w:t>
+            </w:r>
+            <w:r>
+              <w:rPr>
+                <w:rFonts w:ascii="Times New Roman" w:hAnsi="Times New Roman" w:cs="Times New Roman"/>
+                <w:noProof/>
+                <w:webHidden/>
+                <w:sz w:val="28"/>
+                <w:szCs w:val="28"/>
+              </w:rPr>
+              <w:tab/>
+            </w:r>
+            <w:r>
+              <w:rPr>
+                <w:rFonts w:ascii="Times New Roman" w:hAnsi="Times New Roman" w:cs="Times New Roman"/>
+                <w:noProof/>
+                <w:webHidden/>
+                <w:sz w:val="28"/>
+                <w:szCs w:val="28"/>
+              </w:rPr>
+              <w:fldChar w:fldCharType="begin"/>
+            </w:r>
+            <w:r>
+              <w:rPr>
+                <w:rFonts w:ascii="Times New Roman" w:hAnsi="Times New Roman" w:cs="Times New Roman"/>
+                <w:noProof/>
+                <w:webHidden/>
+                <w:sz w:val="28"/>
+                <w:szCs w:val="28"/>
+              </w:rPr>
+              <w:instrText xml:space="preserve"> PAGEREF _Toc229737416 \h </w:instrText>
+            </w:r>
+            <w:r>
+              <w:rPr>
+                <w:rFonts w:ascii="Times New Roman" w:hAnsi="Times New Roman" w:cs="Times New Roman"/>
+                <w:noProof/>
+                <w:webHidden/>
+                <w:sz w:val="28"/>
+                <w:szCs w:val="28"/>
+              </w:rPr>
+            </w:r>
+            <w:r>
+              <w:rPr>
+                <w:rFonts w:ascii="Times New Roman" w:hAnsi="Times New Roman" w:cs="Times New Roman"/>
+                <w:noProof/>
+                <w:webHidden/>
+                <w:sz w:val="28"/>
+                <w:szCs w:val="28"/>
+              </w:rPr>
+              <w:fldChar w:fldCharType="separate"/>
+            </w:r>
+            <w:r>
+              <w:rPr>
+                <w:rFonts w:ascii="Times New Roman" w:hAnsi="Times New Roman" w:cs="Times New Roman"/>
+                <w:noProof/>
+                <w:webHidden/>
+                <w:sz w:val="28"/>
+                <w:szCs w:val="28"/>
+              </w:rPr>
+              <w:t>22</w:t>
+            </w:r>
+            <w:r>
+              <w:rPr>
+                <w:rFonts w:ascii="Times New Roman" w:hAnsi="Times New Roman" w:cs="Times New Roman"/>
+                <w:noProof/>
+                <w:webHidden/>
+                <w:sz w:val="28"/>
+                <w:szCs w:val="28"/>
+              </w:rPr>
+              <w:fldChar w:fldCharType="end"/>
+            </w:r>
+          </w:hyperlink>
+        </w:p>
+        <w:p>
+          <w:pPr>
+            <w:pStyle w:val="21"/>
+            <w:tabs>
+              <w:tab w:val="right" w:leader="dot" w:pos="9016"/>
+            </w:tabs>
+            <w:spacing w:line="360" w:lineRule="auto"/>
+            <w:jc w:val="both"/>
+            <w:rPr>
+              <w:rFonts w:ascii="Times New Roman" w:eastAsiaTheme="minorEastAsia" w:hAnsi="Times New Roman" w:cs="Times New Roman"/>
+              <w:noProof/>
+              <w:sz w:val="28"/>
+              <w:szCs w:val="28"/>
+              <w:lang w:eastAsia="ru-RU"/>
+            </w:rPr>
+          </w:pPr>
+          <w:hyperlink w:anchor="_Toc229737417" w:history="1">
+            <w:r>
+              <w:rPr>
+                <w:rStyle w:val="a3"/>
+                <w:rFonts w:ascii="Times New Roman" w:hAnsi="Times New Roman" w:cs="Times New Roman"/>
+                <w:noProof/>
+                <w:sz w:val="28"/>
+                <w:szCs w:val="28"/>
+              </w:rPr>
+              <w:t>5.3 Описание алгоритма работы</w:t>
+            </w:r>
+            <w:r>
+              <w:rPr>
+                <w:rFonts w:ascii="Times New Roman" w:hAnsi="Times New Roman" w:cs="Times New Roman"/>
+                <w:noProof/>
+                <w:webHidden/>
+                <w:sz w:val="28"/>
+                <w:szCs w:val="28"/>
+              </w:rPr>
+              <w:tab/>
+            </w:r>
+            <w:r>
+              <w:rPr>
+                <w:rFonts w:ascii="Times New Roman" w:hAnsi="Times New Roman" w:cs="Times New Roman"/>
+                <w:noProof/>
+                <w:webHidden/>
+                <w:sz w:val="28"/>
+                <w:szCs w:val="28"/>
+              </w:rPr>
+              <w:fldChar w:fldCharType="begin"/>
+            </w:r>
+            <w:r>
+              <w:rPr>
+                <w:rFonts w:ascii="Times New Roman" w:hAnsi="Times New Roman" w:cs="Times New Roman"/>
+                <w:noProof/>
+                <w:webHidden/>
+                <w:sz w:val="28"/>
+                <w:szCs w:val="28"/>
+              </w:rPr>
+              <w:instrText xml:space="preserve"> PAGEREF _Toc229737417 \h </w:instrText>
+            </w:r>
+            <w:r>
+              <w:rPr>
+                <w:rFonts w:ascii="Times New Roman" w:hAnsi="Times New Roman" w:cs="Times New Roman"/>
+                <w:noProof/>
+                <w:webHidden/>
+                <w:sz w:val="28"/>
+                <w:szCs w:val="28"/>
+              </w:rPr>
+            </w:r>
+            <w:r>
+              <w:rPr>
+                <w:rFonts w:ascii="Times New Roman" w:hAnsi="Times New Roman" w:cs="Times New Roman"/>
+                <w:noProof/>
+                <w:webHidden/>
+                <w:sz w:val="28"/>
+                <w:szCs w:val="28"/>
+              </w:rPr>
+              <w:fldChar w:fldCharType="separate"/>
+            </w:r>
+            <w:r>
+              <w:rPr>
+                <w:rFonts w:ascii="Times New Roman" w:hAnsi="Times New Roman" w:cs="Times New Roman"/>
+                <w:noProof/>
+                <w:webHidden/>
+                <w:sz w:val="28"/>
+                <w:szCs w:val="28"/>
+              </w:rPr>
+              <w:t>24</w:t>
+            </w:r>
+            <w:r>
+              <w:rPr>
+                <w:rFonts w:ascii="Times New Roman" w:hAnsi="Times New Roman" w:cs="Times New Roman"/>
+                <w:noProof/>
+                <w:webHidden/>
+                <w:sz w:val="28"/>
+                <w:szCs w:val="28"/>
+              </w:rPr>
+              <w:fldChar w:fldCharType="end"/>
+            </w:r>
+          </w:hyperlink>
+        </w:p>
+        <w:p>
+          <w:pPr>
+            <w:pStyle w:val="10"/>
+            <w:tabs>
+              <w:tab w:val="right" w:leader="dot" w:pos="9016"/>
+            </w:tabs>
+            <w:spacing w:line="360" w:lineRule="auto"/>
+            <w:jc w:val="both"/>
+            <w:rPr>
+              <w:rFonts w:ascii="Times New Roman" w:eastAsiaTheme="minorEastAsia" w:hAnsi="Times New Roman" w:cs="Times New Roman"/>
+              <w:noProof/>
+              <w:sz w:val="28"/>
+              <w:szCs w:val="28"/>
+              <w:lang w:eastAsia="ru-RU"/>
+            </w:rPr>
+          </w:pPr>
+          <w:hyperlink w:anchor="_Toc229737418" w:history="1">
+            <w:r>
+              <w:rPr>
+                <w:rStyle w:val="a3"/>
+                <w:rFonts w:ascii="Times New Roman" w:hAnsi="Times New Roman" w:cs="Times New Roman"/>
+                <w:noProof/>
+                <w:sz w:val="28"/>
+                <w:szCs w:val="28"/>
+              </w:rPr>
+              <w:t>6. ТЕСТИРОВАНИЕ ПРОГРАММНОГО ПРОДУКТА</w:t>
+            </w:r>
+            <w:r>
+              <w:rPr>
+                <w:rFonts w:ascii="Times New Roman" w:hAnsi="Times New Roman" w:cs="Times New Roman"/>
+                <w:noProof/>
+                <w:webHidden/>
+                <w:sz w:val="28"/>
+                <w:szCs w:val="28"/>
+              </w:rPr>
+              <w:tab/>
+            </w:r>
+            <w:r>
+              <w:rPr>
+                <w:rFonts w:ascii="Times New Roman" w:hAnsi="Times New Roman" w:cs="Times New Roman"/>
+                <w:noProof/>
+                <w:webHidden/>
+                <w:sz w:val="28"/>
+                <w:szCs w:val="28"/>
+              </w:rPr>
+              <w:fldChar w:fldCharType="begin"/>
+            </w:r>
+            <w:r>
+              <w:rPr>
+                <w:rFonts w:ascii="Times New Roman" w:hAnsi="Times New Roman" w:cs="Times New Roman"/>
+                <w:noProof/>
+                <w:webHidden/>
+                <w:sz w:val="28"/>
+                <w:szCs w:val="28"/>
+              </w:rPr>
+              <w:instrText xml:space="preserve"> PAGEREF _Toc229737418 \h </w:instrText>
+            </w:r>
+            <w:r>
+              <w:rPr>
+                <w:rFonts w:ascii="Times New Roman" w:hAnsi="Times New Roman" w:cs="Times New Roman"/>
+                <w:noProof/>
+                <w:webHidden/>
+                <w:sz w:val="28"/>
+                <w:szCs w:val="28"/>
+              </w:rPr>
+            </w:r>
+            <w:r>
+              <w:rPr>
+                <w:rFonts w:ascii="Times New Roman" w:hAnsi="Times New Roman" w:cs="Times New Roman"/>
+                <w:noProof/>
+                <w:webHidden/>
+                <w:sz w:val="28"/>
+                <w:szCs w:val="28"/>
+              </w:rPr>
+              <w:fldChar w:fldCharType="separate"/>
+            </w:r>
+            <w:r>
+              <w:rPr>
+                <w:rFonts w:ascii="Times New Roman" w:hAnsi="Times New Roman" w:cs="Times New Roman"/>
+                <w:noProof/>
+                <w:webHidden/>
+                <w:sz w:val="28"/>
+                <w:szCs w:val="28"/>
+              </w:rPr>
+              <w:t>26</w:t>
+            </w:r>
+            <w:r>
+              <w:rPr>
+                <w:rFonts w:ascii="Times New Roman" w:hAnsi="Times New Roman" w:cs="Times New Roman"/>
+                <w:noProof/>
+                <w:webHidden/>
+                <w:sz w:val="28"/>
+                <w:szCs w:val="28"/>
+              </w:rPr>
+              <w:fldChar w:fldCharType="end"/>
+            </w:r>
+          </w:hyperlink>
+        </w:p>
+        <w:p>
+          <w:pPr>
+            <w:pStyle w:val="21"/>
+            <w:tabs>
+              <w:tab w:val="right" w:leader="dot" w:pos="9016"/>
+            </w:tabs>
+            <w:spacing w:line="360" w:lineRule="auto"/>
+            <w:jc w:val="both"/>
+            <w:rPr>
+              <w:rFonts w:ascii="Times New Roman" w:eastAsiaTheme="minorEastAsia" w:hAnsi="Times New Roman" w:cs="Times New Roman"/>
+              <w:noProof/>
+              <w:sz w:val="28"/>
+              <w:szCs w:val="28"/>
+              <w:lang w:eastAsia="ru-RU"/>
+            </w:rPr>
+          </w:pPr>
+          <w:hyperlink w:anchor="_Toc229737419" w:history="1">
+            <w:r>
+              <w:rPr>
+                <w:rStyle w:val="a3"/>
+                <w:rFonts w:ascii="Times New Roman" w:hAnsi="Times New Roman" w:cs="Times New Roman"/>
+                <w:noProof/>
+                <w:sz w:val="28"/>
+                <w:szCs w:val="28"/>
+              </w:rPr>
+              <w:t>6.1 Виды тестирования</w:t>
+            </w:r>
+            <w:r>
+              <w:rPr>
+                <w:rFonts w:ascii="Times New Roman" w:hAnsi="Times New Roman" w:cs="Times New Roman"/>
+                <w:noProof/>
+                <w:webHidden/>
+                <w:sz w:val="28"/>
+                <w:szCs w:val="28"/>
+              </w:rPr>
+              <w:tab/>
+            </w:r>
+            <w:r>
+              <w:rPr>
+                <w:rFonts w:ascii="Times New Roman" w:hAnsi="Times New Roman" w:cs="Times New Roman"/>
+                <w:noProof/>
+                <w:webHidden/>
+                <w:sz w:val="28"/>
+                <w:szCs w:val="28"/>
+              </w:rPr>
+              <w:fldChar w:fldCharType="begin"/>
+            </w:r>
+            <w:r>
+              <w:rPr>
+                <w:rFonts w:ascii="Times New Roman" w:hAnsi="Times New Roman" w:cs="Times New Roman"/>
+                <w:noProof/>
+                <w:webHidden/>
+                <w:sz w:val="28"/>
+                <w:szCs w:val="28"/>
+              </w:rPr>
+              <w:instrText xml:space="preserve"> PAGEREF _Toc229737419 \h </w:instrText>
+            </w:r>
+            <w:r>
+              <w:rPr>
+                <w:rFonts w:ascii="Times New Roman" w:hAnsi="Times New Roman" w:cs="Times New Roman"/>
+                <w:noProof/>
+                <w:webHidden/>
+                <w:sz w:val="28"/>
+                <w:szCs w:val="28"/>
+              </w:rPr>
+            </w:r>
+            <w:r>
+              <w:rPr>
+                <w:rFonts w:ascii="Times New Roman" w:hAnsi="Times New Roman" w:cs="Times New Roman"/>
+                <w:noProof/>
+                <w:webHidden/>
+                <w:sz w:val="28"/>
+                <w:szCs w:val="28"/>
+              </w:rPr>
+              <w:fldChar w:fldCharType="separate"/>
+            </w:r>
+            <w:r>
+              <w:rPr>
+                <w:rFonts w:ascii="Times New Roman" w:hAnsi="Times New Roman" w:cs="Times New Roman"/>
+                <w:noProof/>
+                <w:webHidden/>
+                <w:sz w:val="28"/>
+                <w:szCs w:val="28"/>
+              </w:rPr>
+              <w:t>26</w:t>
+            </w:r>
+            <w:r>
+              <w:rPr>
+                <w:rFonts w:ascii="Times New Roman" w:hAnsi="Times New Roman" w:cs="Times New Roman"/>
+                <w:noProof/>
+                <w:webHidden/>
+                <w:sz w:val="28"/>
+                <w:szCs w:val="28"/>
+              </w:rPr>
+              <w:fldChar w:fldCharType="end"/>
+            </w:r>
+          </w:hyperlink>
+        </w:p>
+        <w:p>
+          <w:pPr>
+            <w:pStyle w:val="21"/>
+            <w:tabs>
+              <w:tab w:val="right" w:leader="dot" w:pos="9016"/>
+            </w:tabs>
+            <w:spacing w:line="360" w:lineRule="auto"/>
+            <w:jc w:val="both"/>
+            <w:rPr>
+              <w:rFonts w:ascii="Times New Roman" w:eastAsiaTheme="minorEastAsia" w:hAnsi="Times New Roman" w:cs="Times New Roman"/>
+              <w:noProof/>
+              <w:sz w:val="28"/>
+              <w:szCs w:val="28"/>
+              <w:lang w:eastAsia="ru-RU"/>
+            </w:rPr>
+          </w:pPr>
+          <w:hyperlink w:anchor="_Toc229737420" w:history="1">
+            <w:r>
+              <w:rPr>
+                <w:rStyle w:val="a3"/>
+                <w:rFonts w:ascii="Times New Roman" w:hAnsi="Times New Roman" w:cs="Times New Roman"/>
+                <w:noProof/>
+                <w:sz w:val="28"/>
+                <w:szCs w:val="28"/>
+              </w:rPr>
+              <w:t>6.3 Выявленные дефекты и их устранение</w:t>
+            </w:r>
+            <w:r>
+              <w:rPr>
+                <w:rFonts w:ascii="Times New Roman" w:hAnsi="Times New Roman" w:cs="Times New Roman"/>
+                <w:noProof/>
+                <w:webHidden/>
+                <w:sz w:val="28"/>
+                <w:szCs w:val="28"/>
+              </w:rPr>
+              <w:tab/>
+            </w:r>
+            <w:r>
+              <w:rPr>
+                <w:rFonts w:ascii="Times New Roman" w:hAnsi="Times New Roman" w:cs="Times New Roman"/>
+                <w:noProof/>
+                <w:webHidden/>
+                <w:sz w:val="28"/>
+                <w:szCs w:val="28"/>
+              </w:rPr>
+              <w:fldChar w:fldCharType="begin"/>
+            </w:r>
+            <w:r>
+              <w:rPr>
+                <w:rFonts w:ascii="Times New Roman" w:hAnsi="Times New Roman" w:cs="Times New Roman"/>
+                <w:noProof/>
+                <w:webHidden/>
+                <w:sz w:val="28"/>
+                <w:szCs w:val="28"/>
+              </w:rPr>
+              <w:instrText xml:space="preserve"> PAGEREF _Toc229737420 \h </w:instrText>
+            </w:r>
+            <w:r>
+              <w:rPr>
+                <w:rFonts w:ascii="Times New Roman" w:hAnsi="Times New Roman" w:cs="Times New Roman"/>
+                <w:noProof/>
+                <w:webHidden/>
+                <w:sz w:val="28"/>
+                <w:szCs w:val="28"/>
+              </w:rPr>
+            </w:r>
+            <w:r>
+              <w:rPr>
+                <w:rFonts w:ascii="Times New Roman" w:hAnsi="Times New Roman" w:cs="Times New Roman"/>
+                <w:noProof/>
+                <w:webHidden/>
+                <w:sz w:val="28"/>
+                <w:szCs w:val="28"/>
+              </w:rPr>
+              <w:fldChar w:fldCharType="separate"/>
+            </w:r>
+            <w:r>
+              <w:rPr>
+                <w:rFonts w:ascii="Times New Roman" w:hAnsi="Times New Roman" w:cs="Times New Roman"/>
+                <w:noProof/>
+                <w:webHidden/>
+                <w:sz w:val="28"/>
+                <w:szCs w:val="28"/>
+              </w:rPr>
+              <w:t>29</w:t>
+            </w:r>
+            <w:r>
+              <w:rPr>
+                <w:rFonts w:ascii="Times New Roman" w:hAnsi="Times New Roman" w:cs="Times New Roman"/>
+                <w:noProof/>
+                <w:webHidden/>
+                <w:sz w:val="28"/>
+                <w:szCs w:val="28"/>
+              </w:rPr>
+              <w:fldChar w:fldCharType="end"/>
+            </w:r>
+          </w:hyperlink>
+        </w:p>
+        <w:p>
+          <w:pPr>
+            <w:pStyle w:val="21"/>
+            <w:tabs>
+              <w:tab w:val="right" w:leader="dot" w:pos="9016"/>
+            </w:tabs>
+            <w:spacing w:line="360" w:lineRule="auto"/>
+            <w:jc w:val="both"/>
+            <w:rPr>
+              <w:rFonts w:ascii="Times New Roman" w:eastAsiaTheme="minorEastAsia" w:hAnsi="Times New Roman" w:cs="Times New Roman"/>
+              <w:noProof/>
+              <w:sz w:val="28"/>
+              <w:szCs w:val="28"/>
+              <w:lang w:eastAsia="ru-RU"/>
+            </w:rPr>
+          </w:pPr>
+          <w:hyperlink w:anchor="_Toc229737421" w:history="1">
+            <w:r>
+              <w:rPr>
+                <w:rStyle w:val="a3"/>
+                <w:rFonts w:ascii="Times New Roman" w:hAnsi="Times New Roman" w:cs="Times New Roman"/>
+                <w:noProof/>
+                <w:sz w:val="28"/>
+                <w:szCs w:val="28"/>
+              </w:rPr>
+              <w:t>6.4 Ограничения тестирования</w:t>
+            </w:r>
+            <w:r>
+              <w:rPr>
+                <w:rFonts w:ascii="Times New Roman" w:hAnsi="Times New Roman" w:cs="Times New Roman"/>
+                <w:noProof/>
+                <w:webHidden/>
+                <w:sz w:val="28"/>
+                <w:szCs w:val="28"/>
+              </w:rPr>
+              <w:tab/>
+            </w:r>
+            <w:r>
+              <w:rPr>
+                <w:rFonts w:ascii="Times New Roman" w:hAnsi="Times New Roman" w:cs="Times New Roman"/>
+                <w:noProof/>
+                <w:webHidden/>
+                <w:sz w:val="28"/>
+                <w:szCs w:val="28"/>
+              </w:rPr>
+              <w:fldChar w:fldCharType="begin"/>
+            </w:r>
+            <w:r>
+              <w:rPr>
+                <w:rFonts w:ascii="Times New Roman" w:hAnsi="Times New Roman" w:cs="Times New Roman"/>
+                <w:noProof/>
+                <w:webHidden/>
+                <w:sz w:val="28"/>
+                <w:szCs w:val="28"/>
+              </w:rPr>
+              <w:instrText xml:space="preserve"> PAGEREF _Toc229737421 \h </w:instrText>
+            </w:r>
+            <w:r>
+              <w:rPr>
+                <w:rFonts w:ascii="Times New Roman" w:hAnsi="Times New Roman" w:cs="Times New Roman"/>
+                <w:noProof/>
+                <w:webHidden/>
+                <w:sz w:val="28"/>
+                <w:szCs w:val="28"/>
+              </w:rPr>
+            </w:r>
+            <w:r>
+              <w:rPr>
+                <w:rFonts w:ascii="Times New Roman" w:hAnsi="Times New Roman" w:cs="Times New Roman"/>
+                <w:noProof/>
+                <w:webHidden/>
+                <w:sz w:val="28"/>
+                <w:szCs w:val="28"/>
+              </w:rPr>
+              <w:fldChar w:fldCharType="separate"/>
+            </w:r>
+            <w:r>
+              <w:rPr>
+                <w:rFonts w:ascii="Times New Roman" w:hAnsi="Times New Roman" w:cs="Times New Roman"/>
+                <w:noProof/>
+                <w:webHidden/>
+                <w:sz w:val="28"/>
+                <w:szCs w:val="28"/>
+              </w:rPr>
+              <w:t>29</w:t>
+            </w:r>
+            <w:r>
+              <w:rPr>
+                <w:rFonts w:ascii="Times New Roman" w:hAnsi="Times New Roman" w:cs="Times New Roman"/>
+                <w:noProof/>
+                <w:webHidden/>
+                <w:sz w:val="28"/>
+                <w:szCs w:val="28"/>
+              </w:rPr>
+              <w:fldChar w:fldCharType="end"/>
+            </w:r>
+          </w:hyperlink>
+        </w:p>
+        <w:p>
+          <w:pPr>
+            <w:pStyle w:val="21"/>
+            <w:tabs>
+              <w:tab w:val="right" w:leader="dot" w:pos="9016"/>
+            </w:tabs>
+            <w:spacing w:line="360" w:lineRule="auto"/>
+            <w:jc w:val="both"/>
+            <w:rPr>
+              <w:rFonts w:ascii="Times New Roman" w:eastAsiaTheme="minorEastAsia" w:hAnsi="Times New Roman" w:cs="Times New Roman"/>
+              <w:noProof/>
+              <w:sz w:val="28"/>
+              <w:szCs w:val="28"/>
+              <w:lang w:eastAsia="ru-RU"/>
+            </w:rPr>
+          </w:pPr>
+          <w:hyperlink w:anchor="_Toc229737422" w:history="1">
+            <w:r>
+              <w:rPr>
+                <w:rStyle w:val="a3"/>
+                <w:rFonts w:ascii="Times New Roman" w:hAnsi="Times New Roman" w:cs="Times New Roman"/>
+                <w:noProof/>
+                <w:sz w:val="28"/>
+                <w:szCs w:val="28"/>
+              </w:rPr>
+              <w:t>6.5 Рекомендации</w:t>
+            </w:r>
+            <w:r>
+              <w:rPr>
+                <w:rFonts w:ascii="Times New Roman" w:hAnsi="Times New Roman" w:cs="Times New Roman"/>
+                <w:noProof/>
+                <w:webHidden/>
+                <w:sz w:val="28"/>
+                <w:szCs w:val="28"/>
+              </w:rPr>
+              <w:tab/>
+            </w:r>
+            <w:r>
+              <w:rPr>
+                <w:rFonts w:ascii="Times New Roman" w:hAnsi="Times New Roman" w:cs="Times New Roman"/>
+                <w:noProof/>
+                <w:webHidden/>
+                <w:sz w:val="28"/>
+                <w:szCs w:val="28"/>
+              </w:rPr>
+              <w:fldChar w:fldCharType="begin"/>
+            </w:r>
+            <w:r>
+              <w:rPr>
+                <w:rFonts w:ascii="Times New Roman" w:hAnsi="Times New Roman" w:cs="Times New Roman"/>
+                <w:noProof/>
+                <w:webHidden/>
+                <w:sz w:val="28"/>
+                <w:szCs w:val="28"/>
+              </w:rPr>
+              <w:instrText xml:space="preserve"> PAGEREF _Toc229737422 \h </w:instrText>
+            </w:r>
+            <w:r>
+              <w:rPr>
+                <w:rFonts w:ascii="Times New Roman" w:hAnsi="Times New Roman" w:cs="Times New Roman"/>
+                <w:noProof/>
+                <w:webHidden/>
+                <w:sz w:val="28"/>
+                <w:szCs w:val="28"/>
+              </w:rPr>
+            </w:r>
+            <w:r>
+              <w:rPr>
+                <w:rFonts w:ascii="Times New Roman" w:hAnsi="Times New Roman" w:cs="Times New Roman"/>
+                <w:noProof/>
+                <w:webHidden/>
+                <w:sz w:val="28"/>
+                <w:szCs w:val="28"/>
+              </w:rPr>
+              <w:fldChar w:fldCharType="separate"/>
+            </w:r>
+            <w:r>
+              <w:rPr>
+                <w:rFonts w:ascii="Times New Roman" w:hAnsi="Times New Roman" w:cs="Times New Roman"/>
+                <w:noProof/>
+                <w:webHidden/>
+                <w:sz w:val="28"/>
+                <w:szCs w:val="28"/>
+              </w:rPr>
+              <w:t>29</w:t>
+            </w:r>
+            <w:r>
+              <w:rPr>
+                <w:rFonts w:ascii="Times New Roman" w:hAnsi="Times New Roman" w:cs="Times New Roman"/>
+                <w:noProof/>
+                <w:webHidden/>
+                <w:sz w:val="28"/>
+                <w:szCs w:val="28"/>
+              </w:rPr>
+              <w:fldChar w:fldCharType="end"/>
+            </w:r>
+          </w:hyperlink>
+        </w:p>
+        <w:p>
+          <w:pPr>
+            <w:pStyle w:val="10"/>
+            <w:tabs>
+              <w:tab w:val="right" w:leader="dot" w:pos="9016"/>
+            </w:tabs>
+            <w:spacing w:line="360" w:lineRule="auto"/>
+            <w:jc w:val="both"/>
+            <w:rPr>
+              <w:rFonts w:ascii="Times New Roman" w:eastAsiaTheme="minorEastAsia" w:hAnsi="Times New Roman" w:cs="Times New Roman"/>
+              <w:noProof/>
+              <w:sz w:val="28"/>
+              <w:szCs w:val="28"/>
+              <w:lang w:eastAsia="ru-RU"/>
+            </w:rPr>
+          </w:pPr>
+          <w:hyperlink w:anchor="_Toc229737423" w:history="1">
+            <w:r>
+              <w:rPr>
+                <w:rStyle w:val="a3"/>
+                <w:rFonts w:ascii="Times New Roman" w:hAnsi="Times New Roman" w:cs="Times New Roman"/>
+                <w:noProof/>
+                <w:sz w:val="28"/>
+                <w:szCs w:val="28"/>
+              </w:rPr>
+              <w:t>ЗАКЛЮЧЕНИЕ</w:t>
+            </w:r>
+            <w:r>
+              <w:rPr>
+                <w:rFonts w:ascii="Times New Roman" w:hAnsi="Times New Roman" w:cs="Times New Roman"/>
+                <w:noProof/>
+                <w:webHidden/>
+                <w:sz w:val="28"/>
+                <w:szCs w:val="28"/>
+              </w:rPr>
+              <w:tab/>
+            </w:r>
+            <w:r>
+              <w:rPr>
+                <w:rFonts w:ascii="Times New Roman" w:hAnsi="Times New Roman" w:cs="Times New Roman"/>
+                <w:noProof/>
+                <w:webHidden/>
+                <w:sz w:val="28"/>
+                <w:szCs w:val="28"/>
+              </w:rPr>
+              <w:fldChar w:fldCharType="begin"/>
+            </w:r>
+            <w:r>
+              <w:rPr>
+                <w:rFonts w:ascii="Times New Roman" w:hAnsi="Times New Roman" w:cs="Times New Roman"/>
+                <w:noProof/>
+                <w:webHidden/>
+                <w:sz w:val="28"/>
+                <w:szCs w:val="28"/>
+              </w:rPr>
+              <w:instrText xml:space="preserve"> PAGEREF _Toc229737423 \h </w:instrText>
+            </w:r>
+            <w:r>
+              <w:rPr>
+                <w:rFonts w:ascii="Times New Roman" w:hAnsi="Times New Roman" w:cs="Times New Roman"/>
+                <w:noProof/>
+                <w:webHidden/>
+                <w:sz w:val="28"/>
+                <w:szCs w:val="28"/>
+              </w:rPr>
+            </w:r>
+            <w:r>
+              <w:rPr>
+                <w:rFonts w:ascii="Times New Roman" w:hAnsi="Times New Roman" w:cs="Times New Roman"/>
+                <w:noProof/>
+                <w:webHidden/>
+                <w:sz w:val="28"/>
+                <w:szCs w:val="28"/>
+              </w:rPr>
+              <w:fldChar w:fldCharType="separate"/>
+            </w:r>
+            <w:r>
+              <w:rPr>
+                <w:rFonts w:ascii="Times New Roman" w:hAnsi="Times New Roman" w:cs="Times New Roman"/>
+                <w:noProof/>
+                <w:webHidden/>
+                <w:sz w:val="28"/>
+                <w:szCs w:val="28"/>
+              </w:rPr>
+              <w:t>30</w:t>
+            </w:r>
+            <w:r>
+              <w:rPr>
+                <w:rFonts w:ascii="Times New Roman" w:hAnsi="Times New Roman" w:cs="Times New Roman"/>
+                <w:noProof/>
+                <w:webHidden/>
+                <w:sz w:val="28"/>
+                <w:szCs w:val="28"/>
+              </w:rPr>
+              <w:fldChar w:fldCharType="end"/>
+            </w:r>
+          </w:hyperlink>
+        </w:p>
+        <w:p>
+          <w:pPr>
+            <w:spacing w:line="360" w:lineRule="auto"/>
+            <w:jc w:val="both"/>
+          </w:pPr>
+          <w:r>
+            <w:rPr>
+              <w:rFonts w:ascii="Times New Roman" w:hAnsi="Times New Roman" w:cs="Times New Roman"/>
+              <w:b/>
+              <w:bCs/>
+              <w:sz w:val="28"/>
+              <w:szCs w:val="28"/>
+            </w:rPr>
+            <w:fldChar w:fldCharType="end"/>
+          </w:r>
+        </w:p>
+      </w:sdtContent>
+    </w:sdt>
     <w:p>
       <w:r>
         <w:br w:type="page"/>
@@ -23,13 +3104,15 @@
     <w:p>
       <w:pPr>
         <w:pStyle w:val="2"/>
-        <w:jc w:val="center"/>
+        <w:spacing w:line="360" w:lineRule="auto"/>
+        <w:jc w:val="both"/>
         <w:rPr>
           <w:rFonts w:ascii="Times New Roman" w:eastAsiaTheme="minorEastAsia" w:hAnsi="Times New Roman" w:cs="Times New Roman"/>
           <w:sz w:val="28"/>
           <w:szCs w:val="28"/>
         </w:rPr>
       </w:pPr>
+      <w:bookmarkStart w:id="0" w:name="_Toc229737394"/>
       <w:r>
         <w:rPr>
           <w:rFonts w:ascii="Times New Roman" w:eastAsiaTheme="minorEastAsia" w:hAnsi="Times New Roman" w:cs="Times New Roman"/>
@@ -39,6 +3122,7 @@
         <w:lastRenderedPageBreak/>
         <w:t>ВВЕДЕНИЕ</w:t>
       </w:r>
+      <w:bookmarkEnd w:id="0"/>
     </w:p>
     <w:p>
       <w:pPr>
@@ -89,6 +3173,7 @@
           <w:szCs w:val="28"/>
         </w:rPr>
       </w:pPr>
+      <w:bookmarkStart w:id="1" w:name="_Toc229737395"/>
       <w:r>
         <w:rPr>
           <w:rFonts w:asciiTheme="minorHAnsi" w:hAnsiTheme="minorHAnsi" w:cstheme="minorHAnsi"/>
@@ -106,24 +3191,17 @@
         </w:rPr>
         <w:t>АНАЛИЗ ПРЕДМЕТНОЙ ОБЛАСТИ</w:t>
       </w:r>
-    </w:p>
-    <w:p>
-      <w:pPr>
-        <w:spacing w:before="240" w:after="240" w:line="360" w:lineRule="auto"/>
-        <w:ind w:firstLine="720"/>
-        <w:jc w:val="both"/>
-        <w:rPr>
-          <w:sz w:val="28"/>
-          <w:szCs w:val="28"/>
-        </w:rPr>
-      </w:pPr>
-      <w:r>
-        <w:rPr>
-          <w:sz w:val="28"/>
-          <w:szCs w:val="28"/>
-        </w:rPr>
+      <w:bookmarkEnd w:id="1"/>
+    </w:p>
+    <w:p>
+      <w:pPr>
+        <w:pStyle w:val="2"/>
+      </w:pPr>
+      <w:bookmarkStart w:id="2" w:name="_Toc229737396"/>
+      <w:r>
         <w:t>1.1 Состояние вопроса</w:t>
       </w:r>
+      <w:bookmarkEnd w:id="2"/>
     </w:p>
     <w:p>
       <w:pPr>
@@ -236,8 +3314,9 @@
           <w:sz w:val="28"/>
           <w:szCs w:val="28"/>
         </w:rPr>
-        <w:t xml:space="preserve"> привлекает крупнейшим на рынке каталогом книг, включая новинки и редкие издания, а также удобным личным кабинетом с разделами «Читаю </w:t>
-      </w:r>
+        <w:t xml:space="preserve"> привлекает крупнейшим на рынке каталогом книг, включая новинки и редкие издания, а также удобным личным кабинетом с разделами «Читаю сейчас», «Прочитано» и возможностью отмечать книги, прочитанные вне </w:t>
+      </w:r>
+      <w:proofErr w:type="gramStart"/>
       <w:r>
         <w:rPr>
           <w:rFonts w:ascii="Times New Roman" w:eastAsia="Times New Roman" w:hAnsi="Times New Roman" w:cs="Times New Roman"/>
@@ -245,117 +3324,101 @@
           <w:szCs w:val="28"/>
         </w:rPr>
         <w:lastRenderedPageBreak/>
-        <w:t xml:space="preserve">сейчас», «Прочитано» и возможностью отмечать книги, прочитанные вне </w:t>
-      </w:r>
-      <w:proofErr w:type="gramStart"/>
+        <w:t>сервиса .</w:t>
+      </w:r>
+      <w:proofErr w:type="gramEnd"/>
       <w:r>
         <w:rPr>
           <w:rFonts w:ascii="Times New Roman" w:eastAsia="Times New Roman" w:hAnsi="Times New Roman" w:cs="Times New Roman"/>
           <w:sz w:val="28"/>
           <w:szCs w:val="28"/>
         </w:rPr>
-        <w:t>сервиса .</w:t>
-      </w:r>
-      <w:proofErr w:type="gramEnd"/>
+        <w:t xml:space="preserve"> При этом интерфейс сайта нередко критикуют за устаревший дизайн, а навигация по некоторым разделам может быть </w:t>
+      </w:r>
+      <w:proofErr w:type="gramStart"/>
       <w:r>
         <w:rPr>
           <w:rFonts w:ascii="Times New Roman" w:eastAsia="Times New Roman" w:hAnsi="Times New Roman" w:cs="Times New Roman"/>
           <w:sz w:val="28"/>
           <w:szCs w:val="28"/>
         </w:rPr>
-        <w:t xml:space="preserve"> При этом интерфейс сайта нередко критикуют за устаревший дизайн, а навигация по некоторым разделам может быть </w:t>
-      </w:r>
-      <w:proofErr w:type="gramStart"/>
+        <w:t>запутанной .</w:t>
+      </w:r>
+      <w:proofErr w:type="gramEnd"/>
       <w:r>
         <w:rPr>
           <w:rFonts w:ascii="Times New Roman" w:eastAsia="Times New Roman" w:hAnsi="Times New Roman" w:cs="Times New Roman"/>
           <w:sz w:val="28"/>
           <w:szCs w:val="28"/>
         </w:rPr>
-        <w:t>запутанной .</w:t>
-      </w:r>
-      <w:proofErr w:type="gramEnd"/>
+        <w:t xml:space="preserve"> Яндекс Книги предлагает интуитивно понятный интерфейс с плавным перелистыванием страниц, имитирующим бумажную книгу, и качественными персональными </w:t>
+      </w:r>
+      <w:proofErr w:type="gramStart"/>
       <w:r>
         <w:rPr>
           <w:rFonts w:ascii="Times New Roman" w:eastAsia="Times New Roman" w:hAnsi="Times New Roman" w:cs="Times New Roman"/>
           <w:sz w:val="28"/>
           <w:szCs w:val="28"/>
         </w:rPr>
-        <w:t xml:space="preserve"> Яндекс Книги предлагает интуитивно понятный интерфейс с плавным перелистыванием страниц, имитирующим бумажную книгу, и качественными персональными </w:t>
-      </w:r>
-      <w:proofErr w:type="gramStart"/>
+        <w:t>рекомендациями .</w:t>
+      </w:r>
+      <w:proofErr w:type="gramEnd"/>
       <w:r>
         <w:rPr>
           <w:rFonts w:ascii="Times New Roman" w:eastAsia="Times New Roman" w:hAnsi="Times New Roman" w:cs="Times New Roman"/>
           <w:sz w:val="28"/>
           <w:szCs w:val="28"/>
         </w:rPr>
-        <w:t>рекомендациями .</w:t>
-      </w:r>
-      <w:proofErr w:type="gramEnd"/>
+        <w:t xml:space="preserve"> Из недостатков пользователи отмечают слабую систему фильтрации книг по жанрам и отсутствие рейтинговой оценки, что затрудняет </w:t>
+      </w:r>
+      <w:proofErr w:type="gramStart"/>
       <w:r>
         <w:rPr>
           <w:rFonts w:ascii="Times New Roman" w:eastAsia="Times New Roman" w:hAnsi="Times New Roman" w:cs="Times New Roman"/>
           <w:sz w:val="28"/>
           <w:szCs w:val="28"/>
         </w:rPr>
-        <w:t xml:space="preserve"> Из недостатков пользователи отмечают слабую систему фильтрации книг по жанрам и отсутствие рейтинговой оценки, что затрудняет </w:t>
-      </w:r>
-      <w:proofErr w:type="gramStart"/>
+        <w:t>поиск .</w:t>
+      </w:r>
+      <w:proofErr w:type="gramEnd"/>
       <w:r>
         <w:rPr>
           <w:rFonts w:ascii="Times New Roman" w:eastAsia="Times New Roman" w:hAnsi="Times New Roman" w:cs="Times New Roman"/>
           <w:sz w:val="28"/>
           <w:szCs w:val="28"/>
         </w:rPr>
-        <w:t>поиск .</w:t>
-      </w:r>
-      <w:proofErr w:type="gramEnd"/>
-      <w:r>
+        <w:t xml:space="preserve"> Таким образом, анализ конкурентов показывает, что даже у лидеров рынка есть как сильные стороны, так и зоны для улучшения. Важным аспектом является создание интерфейса, который будет учитывать потребности разных групп пользователей, включая обычных читателей и администраторов, управляющих контентом.</w:t>
+      </w:r>
+    </w:p>
+    <w:p>
+      <w:pPr>
+        <w:spacing w:before="240" w:after="240" w:line="360" w:lineRule="auto"/>
+        <w:ind w:firstLine="851"/>
+        <w:jc w:val="both"/>
         <w:rPr>
           <w:rFonts w:ascii="Times New Roman" w:eastAsia="Times New Roman" w:hAnsi="Times New Roman" w:cs="Times New Roman"/>
           <w:sz w:val="28"/>
           <w:szCs w:val="28"/>
         </w:rPr>
-        <w:t xml:space="preserve"> Таким образом, анализ конкурентов показывает, что даже у лидеров рынка есть как сильные стороны, так и зоны для улучшения. Важным аспектом является создание интерфейса, который будет учитывать потребности разных групп пользователей, включая обычных читателей и администраторов, управляющих контентом.</w:t>
-      </w:r>
-    </w:p>
-    <w:p>
-      <w:pPr>
-        <w:spacing w:before="240" w:after="240" w:line="360" w:lineRule="auto"/>
-        <w:ind w:firstLine="851"/>
-        <w:jc w:val="both"/>
+      </w:pPr>
+      <w:r>
         <w:rPr>
           <w:rFonts w:ascii="Times New Roman" w:eastAsia="Times New Roman" w:hAnsi="Times New Roman" w:cs="Times New Roman"/>
           <w:sz w:val="28"/>
           <w:szCs w:val="28"/>
         </w:rPr>
-      </w:pPr>
-      <w:r>
-        <w:rPr>
-          <w:rFonts w:ascii="Times New Roman" w:eastAsia="Times New Roman" w:hAnsi="Times New Roman" w:cs="Times New Roman"/>
-          <w:sz w:val="28"/>
-          <w:szCs w:val="28"/>
-        </w:rPr>
         <w:t>Современные технологии разработки позволяют создавать динамичные и адаптивные сайты с функционалом чтения книг онлайн, ведения личного кабинета, добавления изданий в избранное и отслеживания прочитанного. При этом сохраняется необходимость обеспечения безопасности персональных данных пользователей и стабильной работы ресурса.</w:t>
       </w:r>
     </w:p>
     <w:p>
       <w:pPr>
-        <w:spacing w:before="240" w:after="240" w:line="360" w:lineRule="auto"/>
-        <w:jc w:val="center"/>
-        <w:rPr>
-          <w:sz w:val="28"/>
-          <w:szCs w:val="28"/>
-        </w:rPr>
-      </w:pPr>
-      <w:r>
-        <w:rPr>
-          <w:sz w:val="28"/>
-          <w:szCs w:val="28"/>
-        </w:rPr>
+        <w:pStyle w:val="2"/>
+      </w:pPr>
+      <w:bookmarkStart w:id="3" w:name="_Toc229737397"/>
+      <w:r>
         <w:t>1.2 Моделирование существующих бизнес-процессов</w:t>
       </w:r>
+      <w:bookmarkEnd w:id="3"/>
     </w:p>
     <w:p>
       <w:pPr>
@@ -676,20 +3739,13 @@
     </w:p>
     <w:p>
       <w:pPr>
-        <w:spacing w:before="240" w:after="240" w:line="360" w:lineRule="auto"/>
-        <w:jc w:val="center"/>
-        <w:rPr>
-          <w:sz w:val="28"/>
-          <w:szCs w:val="28"/>
-        </w:rPr>
-      </w:pPr>
-      <w:r>
-        <w:rPr>
-          <w:sz w:val="28"/>
-          <w:szCs w:val="28"/>
-        </w:rPr>
+        <w:pStyle w:val="2"/>
+      </w:pPr>
+      <w:bookmarkStart w:id="4" w:name="_Toc229737398"/>
+      <w:r>
         <w:t>1.3 Актуальность и цель работы</w:t>
       </w:r>
+      <w:bookmarkEnd w:id="4"/>
     </w:p>
     <w:p>
       <w:pPr>
@@ -872,6 +3928,7 @@
           <w:szCs w:val="28"/>
         </w:rPr>
       </w:pPr>
+      <w:bookmarkStart w:id="5" w:name="_Toc229737399"/>
       <w:r>
         <w:rPr>
           <w:rFonts w:ascii="Times New Roman" w:hAnsi="Times New Roman" w:cs="Times New Roman"/>
@@ -889,23 +3946,17 @@
         </w:rPr>
         <w:t>ТЕХНИЧЕСКОЕ ЗАДАНИЕ</w:t>
       </w:r>
-    </w:p>
-    <w:p>
-      <w:pPr>
-        <w:spacing w:before="240" w:after="240" w:line="360" w:lineRule="auto"/>
-        <w:jc w:val="center"/>
-        <w:rPr>
-          <w:sz w:val="28"/>
-          <w:szCs w:val="28"/>
-        </w:rPr>
-      </w:pPr>
-      <w:r>
-        <w:rPr>
-          <w:sz w:val="28"/>
-          <w:szCs w:val="28"/>
-        </w:rPr>
+      <w:bookmarkEnd w:id="5"/>
+    </w:p>
+    <w:p>
+      <w:pPr>
+        <w:pStyle w:val="2"/>
+      </w:pPr>
+      <w:bookmarkStart w:id="6" w:name="_Toc229737400"/>
+      <w:r>
         <w:t>2.1 Описание области применения и исходных данных приложения</w:t>
       </w:r>
+      <w:bookmarkEnd w:id="6"/>
     </w:p>
     <w:p>
       <w:pPr>
@@ -1140,22 +4191,19 @@
     </w:p>
     <w:p>
       <w:pPr>
-        <w:spacing w:before="240" w:after="240" w:line="360" w:lineRule="auto"/>
-        <w:jc w:val="both"/>
-        <w:rPr>
-          <w:rFonts w:ascii="Times New Roman" w:eastAsia="Times New Roman" w:hAnsi="Times New Roman" w:cs="Times New Roman"/>
-          <w:sz w:val="28"/>
-          <w:szCs w:val="28"/>
-        </w:rPr>
-      </w:pPr>
-      <w:r>
-        <w:rPr>
-          <w:rFonts w:ascii="Times New Roman" w:eastAsia="Times New Roman" w:hAnsi="Times New Roman" w:cs="Times New Roman"/>
-          <w:sz w:val="28"/>
-          <w:szCs w:val="28"/>
+        <w:pStyle w:val="2"/>
+        <w:rPr>
+          <w:rFonts w:eastAsia="Times New Roman"/>
+        </w:rPr>
+      </w:pPr>
+      <w:bookmarkStart w:id="7" w:name="_Toc229737401"/>
+      <w:r>
+        <w:rPr>
+          <w:rFonts w:eastAsia="Times New Roman"/>
         </w:rPr>
         <w:t>2.2 Требования к пользовательским интерфейсам</w:t>
       </w:r>
+      <w:bookmarkEnd w:id="7"/>
     </w:p>
     <w:p>
       <w:pPr>
@@ -1209,7 +4257,6 @@
           <w:sz w:val="28"/>
           <w:szCs w:val="28"/>
         </w:rPr>
-        <w:lastRenderedPageBreak/>
         <w:t>интуитивно понятный и удобный интерфейс с минимальной нагрузкой на пользователя;</w:t>
       </w:r>
     </w:p>
@@ -1239,6 +4286,7 @@
           <w:sz w:val="28"/>
           <w:szCs w:val="28"/>
         </w:rPr>
+        <w:lastRenderedPageBreak/>
         <w:t>адаптивный дизайн, чтобы сайт корректно отображался на разных устройствах (ПК, планшетах, смартфонах);</w:t>
       </w:r>
     </w:p>
@@ -1688,28 +4736,13 @@
     </w:p>
     <w:p>
       <w:pPr>
-        <w:pStyle w:val="ds-markdown-paragraph"/>
-        <w:shd w:val="clear" w:color="auto" w:fill="FFFFFF"/>
-        <w:tabs>
-          <w:tab w:val="num" w:pos="851"/>
-        </w:tabs>
-        <w:spacing w:before="0" w:beforeAutospacing="0" w:after="0" w:afterAutospacing="0" w:line="360" w:lineRule="auto"/>
-        <w:ind w:firstLine="567"/>
-        <w:jc w:val="both"/>
-        <w:rPr>
-          <w:color w:val="0F1115"/>
-          <w:sz w:val="28"/>
-          <w:szCs w:val="28"/>
-        </w:rPr>
-      </w:pPr>
-      <w:r>
-        <w:rPr>
-          <w:color w:val="0F1115"/>
-          <w:sz w:val="28"/>
-          <w:szCs w:val="28"/>
-        </w:rPr>
+        <w:pStyle w:val="2"/>
+      </w:pPr>
+      <w:bookmarkStart w:id="8" w:name="_Toc229737402"/>
+      <w:r>
         <w:t>2.3 Требования к аппаратным программным интерфейсам</w:t>
       </w:r>
+      <w:bookmarkEnd w:id="8"/>
     </w:p>
     <w:p>
       <w:pPr>
@@ -1736,7 +4769,6 @@
           <w:sz w:val="28"/>
           <w:szCs w:val="28"/>
         </w:rPr>
-        <w:lastRenderedPageBreak/>
         <w:t>Аппаратные требования:</w:t>
       </w:r>
     </w:p>
@@ -1763,6 +4795,7 @@
           <w:sz w:val="28"/>
           <w:szCs w:val="28"/>
         </w:rPr>
+        <w:lastRenderedPageBreak/>
         <w:t>Серверная инфраструктура для размещения сайта и обработки запросов пользователей. Рекомендуемые параметры для хостинга:</w:t>
       </w:r>
     </w:p>
@@ -2202,36 +5235,16 @@
     </w:p>
     <w:p>
       <w:pPr>
-        <w:pStyle w:val="ds-markdown-paragraph"/>
-        <w:shd w:val="clear" w:color="auto" w:fill="FFFFFF"/>
-        <w:tabs>
-          <w:tab w:val="num" w:pos="851"/>
-        </w:tabs>
-        <w:spacing w:before="0" w:beforeAutospacing="0" w:after="0" w:afterAutospacing="0"/>
-        <w:ind w:firstLine="567"/>
-        <w:jc w:val="both"/>
-        <w:rPr>
-          <w:color w:val="0F1115"/>
-          <w:sz w:val="28"/>
-          <w:szCs w:val="28"/>
-        </w:rPr>
-      </w:pPr>
-      <w:r>
-        <w:rPr>
-          <w:color w:val="0F1115"/>
-          <w:sz w:val="28"/>
-          <w:szCs w:val="28"/>
-        </w:rPr>
+        <w:pStyle w:val="2"/>
+      </w:pPr>
+      <w:bookmarkStart w:id="9" w:name="_Toc229737403"/>
+      <w:r>
         <w:t>2.4</w:t>
       </w:r>
       <w:r>
-        <w:rPr>
-          <w:color w:val="0F1115"/>
-          <w:sz w:val="28"/>
-          <w:szCs w:val="28"/>
-        </w:rPr>
         <w:t xml:space="preserve"> Требования к пользователям продукта</w:t>
       </w:r>
+      <w:bookmarkEnd w:id="9"/>
     </w:p>
     <w:p>
       <w:pPr>
@@ -3761,6 +6774,7 @@
         </w:rPr>
         <w:br w:type="page"/>
       </w:r>
+      <w:bookmarkStart w:id="10" w:name="_Toc229737404"/>
       <w:r>
         <w:rPr>
           <w:rFonts w:ascii="Times New Roman" w:hAnsi="Times New Roman" w:cs="Times New Roman"/>
@@ -3773,6 +6787,7 @@
         <w:lastRenderedPageBreak/>
         <w:t>3 ОБОСНОВАНИЕ ВЫБОРА ИНСТРУМЕНТАЛЬНЫХ СТРЕДСТВ ДЛЯ РЕАЛИЗАЦИИ ПОСТАВЛЕННОЙ ЗАДАЧИ</w:t>
       </w:r>
+      <w:bookmarkEnd w:id="10"/>
     </w:p>
     <w:p>
       <w:pPr>
@@ -3821,52 +6836,32 @@
     </w:p>
     <w:p>
       <w:pPr>
-        <w:ind w:firstLine="567"/>
-        <w:jc w:val="both"/>
-        <w:rPr>
-          <w:rFonts w:ascii="Times New Roman" w:hAnsi="Times New Roman" w:cs="Times New Roman"/>
-          <w:color w:val="000000" w:themeColor="text1"/>
-          <w:sz w:val="28"/>
-          <w:szCs w:val="28"/>
+        <w:pStyle w:val="2"/>
+        <w:rPr>
           <w:shd w:val="clear" w:color="auto" w:fill="FFFFFF"/>
         </w:rPr>
       </w:pPr>
-      <w:r>
-        <w:rPr>
-          <w:rFonts w:ascii="Times New Roman" w:hAnsi="Times New Roman" w:cs="Times New Roman"/>
-          <w:color w:val="000000" w:themeColor="text1"/>
-          <w:sz w:val="28"/>
-          <w:szCs w:val="28"/>
+      <w:bookmarkStart w:id="11" w:name="_Toc229737405"/>
+      <w:r>
+        <w:rPr>
           <w:shd w:val="clear" w:color="auto" w:fill="FFFFFF"/>
         </w:rPr>
         <w:t xml:space="preserve">3.1 </w:t>
       </w:r>
       <w:r>
         <w:rPr>
-          <w:rFonts w:ascii="Times New Roman" w:hAnsi="Times New Roman" w:cs="Times New Roman"/>
-          <w:color w:val="000000" w:themeColor="text1"/>
-          <w:sz w:val="28"/>
-          <w:szCs w:val="28"/>
           <w:shd w:val="clear" w:color="auto" w:fill="FFFFFF"/>
         </w:rPr>
         <w:t>Используемые языки программирования</w:t>
       </w:r>
       <w:r>
         <w:rPr>
-          <w:rFonts w:ascii="Times New Roman" w:hAnsi="Times New Roman" w:cs="Times New Roman"/>
-          <w:color w:val="000000" w:themeColor="text1"/>
-          <w:sz w:val="28"/>
-          <w:szCs w:val="28"/>
           <w:shd w:val="clear" w:color="auto" w:fill="FFFFFF"/>
         </w:rPr>
         <w:t xml:space="preserve">: </w:t>
       </w:r>
       <w:r>
         <w:rPr>
-          <w:rFonts w:ascii="Times New Roman" w:hAnsi="Times New Roman" w:cs="Times New Roman"/>
-          <w:color w:val="000000" w:themeColor="text1"/>
-          <w:sz w:val="28"/>
-          <w:szCs w:val="28"/>
           <w:shd w:val="clear" w:color="auto" w:fill="FFFFFF"/>
           <w:lang w:val="en-US"/>
         </w:rPr>
@@ -3874,25 +6869,18 @@
       </w:r>
       <w:r>
         <w:rPr>
-          <w:rFonts w:ascii="Times New Roman" w:hAnsi="Times New Roman" w:cs="Times New Roman"/>
-          <w:color w:val="000000" w:themeColor="text1"/>
-          <w:sz w:val="28"/>
-          <w:szCs w:val="28"/>
           <w:shd w:val="clear" w:color="auto" w:fill="FFFFFF"/>
         </w:rPr>
         <w:t xml:space="preserve">, </w:t>
       </w:r>
       <w:r>
         <w:rPr>
-          <w:rFonts w:ascii="Times New Roman" w:hAnsi="Times New Roman" w:cs="Times New Roman"/>
-          <w:color w:val="000000" w:themeColor="text1"/>
-          <w:sz w:val="28"/>
-          <w:szCs w:val="28"/>
           <w:shd w:val="clear" w:color="auto" w:fill="FFFFFF"/>
           <w:lang w:val="en-US"/>
         </w:rPr>
         <w:t>HTML</w:t>
       </w:r>
+      <w:bookmarkEnd w:id="11"/>
     </w:p>
     <w:p>
       <w:pPr>
@@ -4174,33 +7162,17 @@
     </w:p>
     <w:p>
       <w:pPr>
-        <w:ind w:firstLine="567"/>
-        <w:jc w:val="both"/>
-        <w:rPr>
-          <w:rFonts w:ascii="Times New Roman" w:hAnsi="Times New Roman" w:cs="Times New Roman"/>
-          <w:color w:val="000000" w:themeColor="text1"/>
-          <w:sz w:val="28"/>
-          <w:szCs w:val="28"/>
-        </w:rPr>
-      </w:pPr>
-      <w:r>
-        <w:rPr>
-          <w:rFonts w:ascii="Times New Roman" w:hAnsi="Times New Roman" w:cs="Times New Roman"/>
-          <w:color w:val="000000" w:themeColor="text1"/>
-          <w:sz w:val="28"/>
-          <w:szCs w:val="28"/>
-        </w:rPr>
+        <w:pStyle w:val="2"/>
+      </w:pPr>
+      <w:bookmarkStart w:id="12" w:name="_Toc229737406"/>
+      <w:r>
+        <w:lastRenderedPageBreak/>
         <w:t xml:space="preserve">3.2 </w:t>
       </w:r>
       <w:r>
-        <w:rPr>
-          <w:rFonts w:ascii="Times New Roman" w:hAnsi="Times New Roman" w:cs="Times New Roman"/>
-          <w:color w:val="000000" w:themeColor="text1"/>
-          <w:sz w:val="28"/>
-          <w:szCs w:val="28"/>
-        </w:rPr>
         <w:t>Сервер баз данных</w:t>
       </w:r>
+      <w:bookmarkEnd w:id="12"/>
     </w:p>
     <w:p>
       <w:pPr>
@@ -4218,7 +7190,6 @@
           <w:rFonts w:ascii="Segoe UI" w:eastAsiaTheme="majorEastAsia" w:hAnsi="Segoe UI" w:cs="Segoe UI"/>
           <w:color w:val="0F1115"/>
         </w:rPr>
-        <w:lastRenderedPageBreak/>
         <w:t xml:space="preserve">JSON (JavaScript Object </w:t>
       </w:r>
       <w:proofErr w:type="spellStart"/>
@@ -4359,16 +7330,9 @@
     </w:p>
     <w:p>
       <w:pPr>
-        <w:pStyle w:val="ds-markdown-paragraph"/>
-        <w:shd w:val="clear" w:color="auto" w:fill="FFFFFF"/>
-        <w:spacing w:before="240" w:beforeAutospacing="0" w:after="240" w:afterAutospacing="0" w:line="420" w:lineRule="atLeast"/>
-        <w:ind w:firstLine="567"/>
-        <w:jc w:val="both"/>
-        <w:rPr>
-          <w:rFonts w:ascii="Segoe UI" w:hAnsi="Segoe UI" w:cs="Segoe UI"/>
-          <w:color w:val="0F1115"/>
-        </w:rPr>
-      </w:pPr>
+        <w:pStyle w:val="2"/>
+      </w:pPr>
+      <w:bookmarkStart w:id="13" w:name="_Toc229737407"/>
       <w:r>
         <w:rPr>
           <w:color w:val="000000" w:themeColor="text1"/>
@@ -4380,11 +7344,12 @@
       <w:r>
         <w:rPr>
           <w:rStyle w:val="a5"/>
-          <w:rFonts w:ascii="Segoe UI" w:eastAsiaTheme="majorEastAsia" w:hAnsi="Segoe UI" w:cs="Segoe UI"/>
+          <w:rFonts w:ascii="Segoe UI" w:hAnsi="Segoe UI" w:cs="Segoe UI"/>
           <w:color w:val="0F1115"/>
         </w:rPr>
         <w:t>Архитектура «клиент-сервер»</w:t>
       </w:r>
+      <w:bookmarkEnd w:id="13"/>
     </w:p>
     <w:p>
       <w:pPr>
@@ -4508,25 +7473,16 @@
     </w:p>
     <w:p>
       <w:pPr>
-        <w:pStyle w:val="ds-markdown-paragraph"/>
-        <w:shd w:val="clear" w:color="auto" w:fill="FFFFFF"/>
-        <w:spacing w:before="240" w:beforeAutospacing="0" w:after="240" w:afterAutospacing="0"/>
-        <w:rPr>
-          <w:rFonts w:ascii="Segoe UI" w:hAnsi="Segoe UI" w:cs="Segoe UI"/>
-          <w:color w:val="0F1115"/>
-        </w:rPr>
-      </w:pPr>
-      <w:r>
-        <w:rPr>
-          <w:rFonts w:ascii="Segoe UI" w:hAnsi="Segoe UI" w:cs="Segoe UI"/>
-          <w:color w:val="0F1115"/>
-        </w:rPr>
+        <w:pStyle w:val="2"/>
+      </w:pPr>
+      <w:bookmarkStart w:id="14" w:name="_Toc229737408"/>
+      <w:r>
         <w:t xml:space="preserve">3.4 </w:t>
       </w:r>
       <w:r>
         <w:rPr>
           <w:rStyle w:val="a5"/>
-          <w:rFonts w:ascii="Segoe UI" w:eastAsiaTheme="majorEastAsia" w:hAnsi="Segoe UI" w:cs="Segoe UI"/>
+          <w:rFonts w:ascii="Segoe UI" w:hAnsi="Segoe UI" w:cs="Segoe UI"/>
           <w:color w:val="0F1115"/>
         </w:rPr>
         <w:t xml:space="preserve">Хостинг сайта на </w:t>
@@ -4535,7 +7491,7 @@
       <w:r>
         <w:rPr>
           <w:rStyle w:val="a5"/>
-          <w:rFonts w:ascii="Segoe UI" w:eastAsiaTheme="majorEastAsia" w:hAnsi="Segoe UI" w:cs="Segoe UI"/>
+          <w:rFonts w:ascii="Segoe UI" w:hAnsi="Segoe UI" w:cs="Segoe UI"/>
           <w:color w:val="0F1115"/>
         </w:rPr>
         <w:t>хостовом</w:t>
@@ -4544,11 +7500,12 @@
       <w:r>
         <w:rPr>
           <w:rStyle w:val="a5"/>
-          <w:rFonts w:ascii="Segoe UI" w:eastAsiaTheme="majorEastAsia" w:hAnsi="Segoe UI" w:cs="Segoe UI"/>
+          <w:rFonts w:ascii="Segoe UI" w:hAnsi="Segoe UI" w:cs="Segoe UI"/>
           <w:color w:val="0F1115"/>
         </w:rPr>
         <w:t xml:space="preserve"> компьютере с помощью языка Go</w:t>
       </w:r>
+      <w:bookmarkEnd w:id="14"/>
     </w:p>
     <w:p>
       <w:pPr>
@@ -4842,6 +7799,7 @@
           <w:szCs w:val="36"/>
         </w:rPr>
       </w:pPr>
+      <w:bookmarkStart w:id="15" w:name="_Toc229737409"/>
       <w:r>
         <w:rPr>
           <w:rFonts w:ascii="Times New Roman" w:hAnsi="Times New Roman" w:cs="Times New Roman"/>
@@ -4859,6 +7817,7 @@
         </w:rPr>
         <w:t xml:space="preserve"> РАЗРАБОТКА ХРАНИЛИЩА ДАННЫХ ИНТЕРНЕТ-ПРИЛОЖЕНИЯ</w:t>
       </w:r>
+      <w:bookmarkEnd w:id="15"/>
     </w:p>
     <w:p>
       <w:pPr>
@@ -4904,6 +7863,7 @@
           <w:szCs w:val="33"/>
         </w:rPr>
       </w:pPr>
+      <w:bookmarkStart w:id="16" w:name="_Toc229737410"/>
       <w:r>
         <w:rPr>
           <w:rFonts w:ascii="Times New Roman" w:hAnsi="Times New Roman" w:cs="Times New Roman"/>
@@ -4913,6 +7873,7 @@
         </w:rPr>
         <w:t>4.1 Определение сущностей и их атрибутов</w:t>
       </w:r>
+      <w:bookmarkEnd w:id="16"/>
     </w:p>
     <w:p>
       <w:pPr>
@@ -5688,6 +8649,7 @@
           <w:szCs w:val="33"/>
         </w:rPr>
       </w:pPr>
+      <w:bookmarkStart w:id="17" w:name="_Toc229737411"/>
       <w:r>
         <w:rPr>
           <w:rFonts w:ascii="Times New Roman" w:hAnsi="Times New Roman" w:cs="Times New Roman"/>
@@ -5698,6 +8660,7 @@
         <w:lastRenderedPageBreak/>
         <w:t>4.2 Структура хранения данных</w:t>
       </w:r>
+      <w:bookmarkEnd w:id="17"/>
     </w:p>
     <w:p>
       <w:pPr>
@@ -7116,6 +10079,7 @@
           <w:szCs w:val="33"/>
         </w:rPr>
       </w:pPr>
+      <w:bookmarkStart w:id="18" w:name="_Toc229737412"/>
       <w:r>
         <w:rPr>
           <w:rFonts w:ascii="Times New Roman" w:hAnsi="Times New Roman" w:cs="Times New Roman"/>
@@ -7126,6 +10090,7 @@
         <w:lastRenderedPageBreak/>
         <w:t>4.3 Взаимодействие с данными</w:t>
       </w:r>
+      <w:bookmarkEnd w:id="18"/>
     </w:p>
     <w:p>
       <w:pPr>
@@ -7291,6 +10256,7 @@
           <w:szCs w:val="33"/>
         </w:rPr>
       </w:pPr>
+      <w:bookmarkStart w:id="19" w:name="_Toc229737413"/>
       <w:r>
         <w:rPr>
           <w:rFonts w:ascii="Times New Roman" w:hAnsi="Times New Roman" w:cs="Times New Roman"/>
@@ -7300,6 +10266,7 @@
         </w:rPr>
         <w:t>4.4 Оптимизация и особенности хранения</w:t>
       </w:r>
+      <w:bookmarkEnd w:id="19"/>
     </w:p>
     <w:p>
       <w:pPr>
@@ -7549,6 +10516,7 @@
           <w:szCs w:val="36"/>
         </w:rPr>
       </w:pPr>
+      <w:bookmarkStart w:id="20" w:name="_Toc229737414"/>
       <w:r>
         <w:rPr>
           <w:rFonts w:ascii="Segoe UI" w:hAnsi="Segoe UI" w:cs="Segoe UI"/>
@@ -7559,6 +10527,7 @@
         <w:lastRenderedPageBreak/>
         <w:t>5. WEB-ПРИЛОЖЕНИЕ ЭЛЕКТРОННОЙ БИБЛИОТЕКИ</w:t>
       </w:r>
+      <w:bookmarkEnd w:id="20"/>
     </w:p>
     <w:p>
       <w:pPr>
@@ -7572,6 +10541,7 @@
           <w:szCs w:val="33"/>
         </w:rPr>
       </w:pPr>
+      <w:bookmarkStart w:id="21" w:name="_Toc229737415"/>
       <w:r>
         <w:rPr>
           <w:rFonts w:ascii="Segoe UI" w:hAnsi="Segoe UI" w:cs="Segoe UI"/>
@@ -7581,6 +10551,7 @@
         </w:rPr>
         <w:t>5.1 Входные и выходные данные</w:t>
       </w:r>
+      <w:bookmarkEnd w:id="21"/>
     </w:p>
     <w:p>
       <w:pPr>
@@ -9638,6 +12609,7 @@
           <w:szCs w:val="33"/>
         </w:rPr>
       </w:pPr>
+      <w:bookmarkStart w:id="22" w:name="_Toc229737416"/>
       <w:r>
         <w:rPr>
           <w:rFonts w:ascii="Segoe UI" w:hAnsi="Segoe UI" w:cs="Segoe UI"/>
@@ -9647,6 +12619,7 @@
         </w:rPr>
         <w:t>5.2 Структура веб-приложения</w:t>
       </w:r>
+      <w:bookmarkEnd w:id="22"/>
     </w:p>
     <w:p>
       <w:pPr>
@@ -11543,6 +14516,7 @@
           <w:szCs w:val="33"/>
         </w:rPr>
       </w:pPr>
+      <w:bookmarkStart w:id="23" w:name="_Toc229737417"/>
       <w:r>
         <w:rPr>
           <w:rFonts w:ascii="Segoe UI" w:hAnsi="Segoe UI" w:cs="Segoe UI"/>
@@ -11552,6 +14526,7 @@
         </w:rPr>
         <w:t>5.3 Описание алгоритма работы</w:t>
       </w:r>
+      <w:bookmarkEnd w:id="23"/>
     </w:p>
     <w:p>
       <w:pPr>
@@ -12986,6 +15961,7 @@
           <w:szCs w:val="36"/>
         </w:rPr>
       </w:pPr>
+      <w:bookmarkStart w:id="24" w:name="_Toc229737418"/>
       <w:r>
         <w:rPr>
           <w:rFonts w:ascii="Segoe UI" w:hAnsi="Segoe UI" w:cs="Segoe UI"/>
@@ -12995,6 +15971,7 @@
         </w:rPr>
         <w:t>6. ТЕСТИРОВАНИЕ ПРОГРАММНОГО ПРОДУКТА</w:t>
       </w:r>
+      <w:bookmarkEnd w:id="24"/>
     </w:p>
     <w:p>
       <w:pPr>
@@ -13026,6 +16003,7 @@
           <w:szCs w:val="33"/>
         </w:rPr>
       </w:pPr>
+      <w:bookmarkStart w:id="25" w:name="_Toc229737419"/>
       <w:r>
         <w:rPr>
           <w:rFonts w:ascii="Segoe UI" w:hAnsi="Segoe UI" w:cs="Segoe UI"/>
@@ -13035,6 +16013,7 @@
         </w:rPr>
         <w:t>6.1 Виды тестирования</w:t>
       </w:r>
+      <w:bookmarkEnd w:id="25"/>
     </w:p>
     <w:p>
       <w:pPr>
@@ -14427,21 +17406,7 @@
                 <w:rFonts w:ascii="Segoe UI" w:hAnsi="Segoe UI" w:cs="Segoe UI"/>
                 <w:color w:val="0F1115"/>
               </w:rPr>
-              <w:t xml:space="preserve">Книга </w:t>
-            </w:r>
-            <w:r>
-              <w:rPr>
-                <w:rFonts w:ascii="Segoe UI" w:hAnsi="Segoe UI" w:cs="Segoe UI"/>
-                <w:color w:val="0F1115"/>
-              </w:rPr>
-              <w:t xml:space="preserve">не </w:t>
-            </w:r>
-            <w:r>
-              <w:rPr>
-                <w:rFonts w:ascii="Segoe UI" w:hAnsi="Segoe UI" w:cs="Segoe UI"/>
-                <w:color w:val="0F1115"/>
-              </w:rPr>
-              <w:t xml:space="preserve">отображается в списке </w:t>
+              <w:t xml:space="preserve">Книга не отображается в списке </w:t>
             </w:r>
             <w:r>
               <w:rPr>
@@ -14657,6 +17622,7 @@
           <w:szCs w:val="33"/>
         </w:rPr>
       </w:pPr>
+      <w:bookmarkStart w:id="26" w:name="_Toc229737420"/>
       <w:r>
         <w:rPr>
           <w:rFonts w:ascii="Segoe UI" w:hAnsi="Segoe UI" w:cs="Segoe UI"/>
@@ -14667,6 +17633,7 @@
         <w:lastRenderedPageBreak/>
         <w:t>6.3 Выявленные дефекты и их устранение</w:t>
       </w:r>
+      <w:bookmarkEnd w:id="26"/>
     </w:p>
     <w:p>
       <w:pPr>
@@ -14987,6 +17954,7 @@
           <w:szCs w:val="33"/>
         </w:rPr>
       </w:pPr>
+      <w:bookmarkStart w:id="27" w:name="_Toc229737421"/>
       <w:r>
         <w:rPr>
           <w:rFonts w:ascii="Segoe UI" w:hAnsi="Segoe UI" w:cs="Segoe UI"/>
@@ -14996,6 +17964,7 @@
         </w:rPr>
         <w:t>6.4 Ограничения тестирования</w:t>
       </w:r>
+      <w:bookmarkEnd w:id="27"/>
     </w:p>
     <w:p>
       <w:pPr>
@@ -15113,6 +18082,7 @@
           <w:szCs w:val="33"/>
         </w:rPr>
       </w:pPr>
+      <w:bookmarkStart w:id="28" w:name="_Toc229737422"/>
       <w:r>
         <w:rPr>
           <w:rFonts w:ascii="Segoe UI" w:hAnsi="Segoe UI" w:cs="Segoe UI"/>
@@ -15122,6 +18092,7 @@
         </w:rPr>
         <w:t>6.5 Рекомендации</w:t>
       </w:r>
+      <w:bookmarkEnd w:id="28"/>
     </w:p>
     <w:p>
       <w:pPr>
@@ -15294,6 +18265,7 @@
           <w:szCs w:val="36"/>
         </w:rPr>
       </w:pPr>
+      <w:bookmarkStart w:id="29" w:name="_Toc229737423"/>
       <w:r>
         <w:rPr>
           <w:rFonts w:ascii="Segoe UI" w:hAnsi="Segoe UI" w:cs="Segoe UI"/>
@@ -15303,6 +18275,7 @@
         </w:rPr>
         <w:t>ЗАКЛЮЧЕНИЕ</w:t>
       </w:r>
+      <w:bookmarkEnd w:id="29"/>
     </w:p>
     <w:p>
       <w:pPr>
@@ -16309,7 +19282,7 @@
           <w:rFonts w:ascii="Times New Roman" w:hAnsi="Times New Roman" w:cs="Times New Roman"/>
         </w:rPr>
       </w:pPr>
-      <w:hyperlink r:id="rId5" w:history="1">
+      <w:hyperlink r:id="rId6" w:history="1">
         <w:r>
           <w:rPr>
             <w:rFonts w:ascii="Times New Roman" w:hAnsi="Times New Roman" w:cs="Times New Roman"/>
@@ -16426,7 +19399,7 @@
           <w:rFonts w:ascii="Times New Roman" w:hAnsi="Times New Roman" w:cs="Times New Roman"/>
         </w:rPr>
       </w:pPr>
-      <w:hyperlink r:id="rId6" w:history="1">
+      <w:hyperlink r:id="rId7" w:history="1">
         <w:r>
           <w:rPr>
             <w:rFonts w:ascii="Times New Roman" w:hAnsi="Times New Roman" w:cs="Times New Roman"/>
@@ -16554,7 +19527,7 @@
           <w:rFonts w:ascii="Times New Roman" w:hAnsi="Times New Roman" w:cs="Times New Roman"/>
         </w:rPr>
       </w:pPr>
-      <w:hyperlink r:id="rId7" w:history="1">
+      <w:hyperlink r:id="rId8" w:history="1">
         <w:r>
           <w:rPr>
             <w:rFonts w:ascii="Times New Roman" w:hAnsi="Times New Roman" w:cs="Times New Roman"/>
@@ -16668,7 +19641,7 @@
         </w:rPr>
         <w:t xml:space="preserve">платформа Юрайт [сайт]. — URL: </w:t>
       </w:r>
-      <w:hyperlink r:id="rId8" w:history="1">
+      <w:hyperlink r:id="rId9" w:history="1">
         <w:r>
           <w:rPr>
             <w:rFonts w:ascii="Times New Roman" w:hAnsi="Times New Roman" w:cs="Times New Roman"/>
@@ -16746,7 +19719,7 @@
         </w:rPr>
         <w:t xml:space="preserve">Режим доступа: </w:t>
       </w:r>
-      <w:hyperlink r:id="rId9" w:history="1">
+      <w:hyperlink r:id="rId10" w:history="1">
         <w:r>
           <w:rPr>
             <w:rFonts w:ascii="Times New Roman" w:hAnsi="Times New Roman" w:cs="Times New Roman"/>
@@ -16902,7 +19875,7 @@
           <w:rFonts w:ascii="Times New Roman" w:hAnsi="Times New Roman" w:cs="Times New Roman"/>
         </w:rPr>
       </w:pPr>
-      <w:hyperlink r:id="rId10" w:history="1">
+      <w:hyperlink r:id="rId11" w:history="1">
         <w:r>
           <w:rPr>
             <w:rFonts w:ascii="Times New Roman" w:hAnsi="Times New Roman" w:cs="Times New Roman"/>
@@ -17039,7 +20012,7 @@
           <w:rFonts w:ascii="Times New Roman" w:hAnsi="Times New Roman" w:cs="Times New Roman"/>
         </w:rPr>
       </w:pPr>
-      <w:hyperlink r:id="rId11" w:history="1">
+      <w:hyperlink r:id="rId12" w:history="1">
         <w:r>
           <w:rPr>
             <w:rFonts w:ascii="Times New Roman" w:hAnsi="Times New Roman" w:cs="Times New Roman"/>
@@ -17187,7 +20160,7 @@
         </w:rPr>
         <w:t xml:space="preserve"> [сайт]. — URL: </w:t>
       </w:r>
-      <w:hyperlink r:id="rId12" w:history="1">
+      <w:hyperlink r:id="rId13" w:history="1">
         <w:r>
           <w:rPr>
             <w:rFonts w:ascii="Times New Roman" w:hAnsi="Times New Roman" w:cs="Times New Roman"/>
@@ -17323,7 +20296,7 @@
           <w:rFonts w:ascii="Times New Roman" w:hAnsi="Times New Roman" w:cs="Times New Roman"/>
         </w:rPr>
       </w:pPr>
-      <w:hyperlink r:id="rId13" w:history="1">
+      <w:hyperlink r:id="rId14" w:history="1">
         <w:r>
           <w:rPr>
             <w:rFonts w:ascii="Times New Roman" w:hAnsi="Times New Roman" w:cs="Times New Roman"/>
@@ -24335,6 +27308,26 @@
       <w:szCs w:val="26"/>
     </w:rPr>
   </w:style>
+  <w:style w:type="paragraph" w:styleId="3">
+    <w:name w:val="heading 3"/>
+    <w:basedOn w:val="a"/>
+    <w:next w:val="a"/>
+    <w:link w:val="30"/>
+    <w:uiPriority w:val="9"/>
+    <w:unhideWhenUsed/>
+    <w:qFormat/>
+    <w:rsid w:val="00AF7F55"/>
+    <w:pPr>
+      <w:keepNext/>
+      <w:keepLines/>
+      <w:spacing w:before="40" w:after="0"/>
+      <w:outlineLvl w:val="2"/>
+    </w:pPr>
+    <w:rPr>
+      <w:rFonts w:asciiTheme="majorHAnsi" w:eastAsiaTheme="majorEastAsia" w:hAnsiTheme="majorHAnsi" w:cstheme="majorBidi"/>
+      <w:color w:val="0A2F40" w:themeColor="accent1" w:themeShade="7F"/>
+    </w:rPr>
+  </w:style>
   <w:style w:type="character" w:default="1" w:styleId="a0">
     <w:name w:val="Default Paragraph Font"/>
     <w:uiPriority w:val="1"/>
@@ -24510,6 +27503,60 @@
         <w:insideV w:val="single" w:sz="4" w:space="0" w:color="auto"/>
       </w:tblBorders>
     </w:tblPr>
+  </w:style>
+  <w:style w:type="character" w:customStyle="1" w:styleId="30">
+    <w:name w:val="Заголовок 3 Знак"/>
+    <w:basedOn w:val="a0"/>
+    <w:link w:val="3"/>
+    <w:uiPriority w:val="9"/>
+    <w:rsid w:val="00AF7F55"/>
+    <w:rPr>
+      <w:rFonts w:asciiTheme="majorHAnsi" w:eastAsiaTheme="majorEastAsia" w:hAnsiTheme="majorHAnsi" w:cstheme="majorBidi"/>
+      <w:color w:val="0A2F40" w:themeColor="accent1" w:themeShade="7F"/>
+    </w:rPr>
+  </w:style>
+  <w:style w:type="paragraph" w:styleId="a7">
+    <w:name w:val="TOC Heading"/>
+    <w:basedOn w:val="1"/>
+    <w:next w:val="a"/>
+    <w:uiPriority w:val="39"/>
+    <w:unhideWhenUsed/>
+    <w:qFormat/>
+    <w:rsid w:val="00AF7F55"/>
+    <w:pPr>
+      <w:spacing w:before="240" w:after="0" w:line="259" w:lineRule="auto"/>
+      <w:outlineLvl w:val="9"/>
+    </w:pPr>
+    <w:rPr>
+      <w:sz w:val="32"/>
+      <w:szCs w:val="32"/>
+      <w:lang w:eastAsia="ru-RU"/>
+    </w:rPr>
+  </w:style>
+  <w:style w:type="paragraph" w:styleId="21">
+    <w:name w:val="toc 2"/>
+    <w:basedOn w:val="a"/>
+    <w:next w:val="a"/>
+    <w:autoRedefine/>
+    <w:uiPriority w:val="39"/>
+    <w:unhideWhenUsed/>
+    <w:rsid w:val="00AF7F55"/>
+    <w:pPr>
+      <w:spacing w:after="100"/>
+      <w:ind w:left="240"/>
+    </w:pPr>
+  </w:style>
+  <w:style w:type="paragraph" w:styleId="10">
+    <w:name w:val="toc 1"/>
+    <w:basedOn w:val="a"/>
+    <w:next w:val="a"/>
+    <w:autoRedefine/>
+    <w:uiPriority w:val="39"/>
+    <w:unhideWhenUsed/>
+    <w:rsid w:val="00AF7F55"/>
+    <w:pPr>
+      <w:spacing w:after="100"/>
+    </w:pPr>
   </w:style>
 </w:styles>
 </file>
@@ -24773,4 +27820,16 @@
     </a:ext>
   </a:extLst>
 </a:theme>
+</file>
+
+<file path=customXml/item1.xml><?xml version="1.0" encoding="utf-8"?>
+<b:Sources xmlns:b="http://schemas.openxmlformats.org/officeDocument/2006/bibliography" xmlns="http://schemas.openxmlformats.org/officeDocument/2006/bibliography" SelectedStyle="\APASixthEditionOfficeOnline.xsl" StyleName="APA" Version="6"/>
+</file>
+
+<file path=customXml/itemProps1.xml><?xml version="1.0" encoding="utf-8"?>
+<ds:datastoreItem xmlns:ds="http://schemas.openxmlformats.org/officeDocument/2006/customXml" ds:itemID="{8CD56381-28C4-4A9D-A6E7-EF8D96A988BF}">
+  <ds:schemaRefs>
+    <ds:schemaRef ds:uri="http://schemas.openxmlformats.org/officeDocument/2006/bibliography"/>
+  </ds:schemaRefs>
+</ds:datastoreItem>
 </file>